--- a/src-tauri/assets/reference.docx
+++ b/src-tauri/assets/reference.docx
@@ -2,15 +2,495 @@
 <file path=word/document.xml><?xml version="1.0" encoding="utf-8"?>
 <w:document xmlns:wpc="http://schemas.microsoft.com/office/word/2010/wordprocessingCanvas" xmlns:cx="http://schemas.microsoft.com/office/drawing/2014/chartex" xmlns:cx1="http://schemas.microsoft.com/office/drawing/2015/9/8/chartex" xmlns:cx2="http://schemas.microsoft.com/office/drawing/2015/10/21/chartex" xmlns:cx3="http://schemas.microsoft.com/office/drawing/2016/5/9/chartex" xmlns:cx4="http://schemas.microsoft.com/office/drawing/2016/5/10/chartex" xmlns:cx5="http://schemas.microsoft.com/office/drawing/2016/5/11/chartex" xmlns:cx6="http://schemas.microsoft.com/office/drawing/2016/5/12/chartex" xmlns:cx7="http://schemas.microsoft.com/office/drawing/2016/5/13/chartex" xmlns:cx8="http://schemas.microsoft.com/office/drawing/2016/5/14/chartex" xmlns:mc="http://schemas.openxmlformats.org/markup-compatibility/2006" xmlns:aink="http://schemas.microsoft.com/office/drawing/2016/ink" xmlns:am3d="http://schemas.microsoft.com/office/drawing/2017/model3d" xmlns:o="urn:schemas-microsoft-com:office:office" xmlns:oel="http://schemas.microsoft.com/office/2019/extlst" xmlns:r="http://schemas.openxmlformats.org/officeDocument/2006/relationships" xmlns:m="http://schemas.openxmlformats.org/officeDocument/2006/math" xmlns:v="urn:schemas-microsoft-com:vml" xmlns:wp14="http://schemas.microsoft.com/office/word/2010/wordprocessingDrawing" xmlns:wp="http://schemas.openxmlformats.org/drawingml/2006/wordprocessingDrawing" xmlns:w10="urn:schemas-microsoft-com:office:word" xmlns:w="http://schemas.openxmlformats.org/wordprocessingml/2006/main" xmlns:w14="http://schemas.microsoft.com/office/word/2010/wordml" xmlns:w15="http://schemas.microsoft.com/office/word/2012/wordml" xmlns:w16cex="http://schemas.microsoft.com/office/word/2018/wordml/cex" xmlns:w16cid="http://schemas.microsoft.com/office/word/2016/wordml/cid" xmlns:w16="http://schemas.microsoft.com/office/word/2018/wordml" xmlns:w16du="http://schemas.microsoft.com/office/word/2023/wordml/word16du" xmlns:w16sdtdh="http://schemas.microsoft.com/office/word/2020/wordml/sdtdatahash" xmlns:w16sdtfl="http://schemas.microsoft.com/office/word/2024/wordml/sdtformatlock" xmlns:w16se="http://schemas.microsoft.com/office/word/2015/wordml/symex" xmlns:wpg="http://schemas.microsoft.com/office/word/2010/wordprocessingGroup" xmlns:wpi="http://schemas.microsoft.com/office/word/2010/wordprocessingInk" xmlns:wne="http://schemas.microsoft.com/office/word/2006/wordml" xmlns:wps="http://schemas.microsoft.com/office/word/2010/wordprocessingShape" mc:Ignorable="w14 w15 w16se w16cid w16 w16cex w16sdtdh w16sdtfl w16du wp14">
   <w:body>
-    <w:p/>
+    <w:p>
+      <w:pPr>
+        <w:pStyle w:val="Title"/>
+      </w:pPr>
+      <w:r>
+        <w:t>Title</w:t>
+      </w:r>
+    </w:p>
+    <w:p>
+      <w:pPr>
+        <w:pStyle w:val="Subtitle"/>
+      </w:pPr>
+      <w:r>
+        <w:t>Subtitle</w:t>
+      </w:r>
+    </w:p>
+    <w:p>
+      <w:pPr>
+        <w:pStyle w:val="Author"/>
+      </w:pPr>
+      <w:r>
+        <w:t>Author</w:t>
+      </w:r>
+    </w:p>
+    <w:p>
+      <w:pPr>
+        <w:pStyle w:val="Date"/>
+      </w:pPr>
+      <w:r>
+        <w:t>Date</w:t>
+      </w:r>
+    </w:p>
+    <w:p>
+      <w:pPr>
+        <w:pStyle w:val="Abstract"/>
+      </w:pPr>
+      <w:r>
+        <w:t>Abstract</w:t>
+      </w:r>
+    </w:p>
+    <w:p>
+      <w:pPr>
+        <w:pStyle w:val="Heading1"/>
+      </w:pPr>
+      <w:bookmarkStart w:id="0" w:name="heading-1"/>
+      <w:r>
+        <w:t>Heading 1</w:t>
+      </w:r>
+      <w:bookmarkEnd w:id="0"/>
+    </w:p>
+    <w:p>
+      <w:pPr>
+        <w:pStyle w:val="Heading2"/>
+      </w:pPr>
+      <w:bookmarkStart w:id="1" w:name="heading-2"/>
+      <w:r>
+        <w:t>Heading 2</w:t>
+      </w:r>
+      <w:bookmarkEnd w:id="1"/>
+    </w:p>
+    <w:p>
+      <w:pPr>
+        <w:pStyle w:val="Heading3"/>
+      </w:pPr>
+      <w:bookmarkStart w:id="2" w:name="heading-3"/>
+      <w:r>
+        <w:t>Heading 3</w:t>
+      </w:r>
+      <w:bookmarkEnd w:id="2"/>
+    </w:p>
+    <w:p>
+      <w:pPr>
+        <w:pStyle w:val="Heading4"/>
+      </w:pPr>
+      <w:bookmarkStart w:id="3" w:name="heading-4"/>
+      <w:r>
+        <w:t>Heading 4</w:t>
+      </w:r>
+      <w:bookmarkEnd w:id="3"/>
+    </w:p>
+    <w:p>
+      <w:pPr>
+        <w:pStyle w:val="Heading5"/>
+      </w:pPr>
+      <w:bookmarkStart w:id="4" w:name="heading-5"/>
+      <w:r>
+        <w:t>Heading 5</w:t>
+      </w:r>
+      <w:bookmarkEnd w:id="4"/>
+    </w:p>
+    <w:p>
+      <w:pPr>
+        <w:pStyle w:val="Heading6"/>
+      </w:pPr>
+      <w:bookmarkStart w:id="5" w:name="heading-6"/>
+      <w:r>
+        <w:t>Heading 6</w:t>
+      </w:r>
+      <w:bookmarkEnd w:id="5"/>
+    </w:p>
+    <w:p>
+      <w:pPr>
+        <w:pStyle w:val="Heading7"/>
+      </w:pPr>
+      <w:bookmarkStart w:id="6" w:name="heading-7"/>
+      <w:r>
+        <w:t>Heading 7</w:t>
+      </w:r>
+      <w:bookmarkEnd w:id="6"/>
+    </w:p>
+    <w:p>
+      <w:pPr>
+        <w:pStyle w:val="Heading8"/>
+      </w:pPr>
+      <w:bookmarkStart w:id="7" w:name="heading-8"/>
+      <w:r>
+        <w:t>Heading 8</w:t>
+      </w:r>
+      <w:bookmarkEnd w:id="7"/>
+    </w:p>
+    <w:p>
+      <w:pPr>
+        <w:pStyle w:val="Heading9"/>
+      </w:pPr>
+      <w:bookmarkStart w:id="8" w:name="heading-9"/>
+      <w:r>
+        <w:t>Heading 9</w:t>
+      </w:r>
+      <w:bookmarkEnd w:id="8"/>
+    </w:p>
+    <w:p>
+      <w:pPr>
+        <w:pStyle w:val="FirstParagraph"/>
+      </w:pPr>
+      <w:r>
+        <w:t>First Paragraph.</w:t>
+      </w:r>
+    </w:p>
+    <w:p>
+      <w:pPr>
+        <w:pStyle w:val="BodyText"/>
+      </w:pPr>
+      <w:r>
+        <w:t xml:space="preserve">Body Text. Body Text Char. </w:t>
+      </w:r>
+      <w:r>
+        <w:rPr>
+          <w:rStyle w:val="VerbatimChar"/>
+        </w:rPr>
+        <w:t>Verbatim Char</w:t>
+      </w:r>
+      <w:r>
+        <w:t xml:space="preserve">. </w:t>
+      </w:r>
+      <w:hyperlink r:id="rId7">
+        <w:r>
+          <w:rPr>
+            <w:rStyle w:val="Hyperlink"/>
+          </w:rPr>
+          <w:t>Hyperlink</w:t>
+        </w:r>
+      </w:hyperlink>
+      <w:r>
+        <w:t>. Footnote.</w:t>
+      </w:r>
+      <w:r>
+        <w:rPr>
+          <w:rStyle w:val="FootnoteReference"/>
+        </w:rPr>
+        <w:footnoteReference w:id="1"/>
+      </w:r>
+    </w:p>
+    <w:p>
+      <w:pPr>
+        <w:pStyle w:val="BlockText"/>
+      </w:pPr>
+      <w:r>
+        <w:t>Block Text.</w:t>
+      </w:r>
+    </w:p>
+    <w:p>
+      <w:pPr>
+        <w:pStyle w:val="TableCaption"/>
+      </w:pPr>
+      <w:r>
+        <w:t>Table caption.</w:t>
+      </w:r>
+    </w:p>
+    <w:tbl>
+      <w:tblPr>
+        <w:tblStyle w:val="Table"/>
+        <w:tblW w:w="0" w:type="auto"/>
+        <w:tblLook w:val="07E0" w:firstRow="1" w:lastRow="1" w:firstColumn="1" w:lastColumn="1" w:noHBand="1" w:noVBand="1"/>
+        <w:tblCaption w:val="Table caption."/>
+      </w:tblPr>
+      <w:tblGrid>
+        <w:gridCol w:w="782"/>
+        <w:gridCol w:w="782"/>
+      </w:tblGrid>
+      <w:tr>
+        <w:trPr>
+          <w:cnfStyle w:val="100000000000" w:firstRow="1" w:lastRow="0" w:firstColumn="0" w:lastColumn="0" w:oddVBand="0" w:evenVBand="0" w:oddHBand="0" w:evenHBand="0" w:firstRowFirstColumn="0" w:firstRowLastColumn="0" w:lastRowFirstColumn="0" w:lastRowLastColumn="0"/>
+        </w:trPr>
+        <w:tc>
+          <w:tcPr>
+            <w:tcW w:w="0" w:type="auto"/>
+          </w:tcPr>
+          <w:p>
+            <w:pPr>
+              <w:pStyle w:val="Compact"/>
+            </w:pPr>
+            <w:r>
+              <w:t>Table</w:t>
+            </w:r>
+          </w:p>
+        </w:tc>
+        <w:tc>
+          <w:tcPr>
+            <w:tcW w:w="0" w:type="auto"/>
+          </w:tcPr>
+          <w:p>
+            <w:pPr>
+              <w:pStyle w:val="Compact"/>
+            </w:pPr>
+            <w:r>
+              <w:t>Table</w:t>
+            </w:r>
+          </w:p>
+        </w:tc>
+      </w:tr>
+      <w:tr>
+        <w:tc>
+          <w:tcPr>
+            <w:tcW w:w="0" w:type="auto"/>
+          </w:tcPr>
+          <w:p>
+            <w:pPr>
+              <w:pStyle w:val="Compact"/>
+            </w:pPr>
+            <w:r>
+              <w:t>1</w:t>
+            </w:r>
+          </w:p>
+        </w:tc>
+        <w:tc>
+          <w:tcPr>
+            <w:tcW w:w="0" w:type="auto"/>
+          </w:tcPr>
+          <w:p>
+            <w:pPr>
+              <w:pStyle w:val="Compact"/>
+            </w:pPr>
+            <w:r>
+              <w:t>2</w:t>
+            </w:r>
+          </w:p>
+        </w:tc>
+      </w:tr>
+    </w:tbl>
+    <w:p>
+      <w:pPr>
+        <w:pStyle w:val="ImageCaption"/>
+      </w:pPr>
+      <w:r>
+        <w:t>Image Caption</w:t>
+      </w:r>
+    </w:p>
+    <w:p>
+      <w:pPr>
+        <w:pStyle w:val="DefinitionTerm"/>
+      </w:pPr>
+      <w:r>
+        <w:t>DefinitionTerm</w:t>
+      </w:r>
+    </w:p>
+    <w:p>
+      <w:pPr>
+        <w:pStyle w:val="Definition"/>
+      </w:pPr>
+      <w:r>
+        <w:t>Definition</w:t>
+      </w:r>
+    </w:p>
+    <w:p>
+      <w:pPr>
+        <w:pStyle w:val="DefinitionTerm"/>
+      </w:pPr>
+      <w:r>
+        <w:t>DefinitionTerm</w:t>
+      </w:r>
+    </w:p>
+    <w:p>
+      <w:pPr>
+        <w:pStyle w:val="Definition"/>
+      </w:pPr>
+      <w:r>
+        <w:t>Definition</w:t>
+      </w:r>
+    </w:p>
     <w:sectPr>
-      <w:pgSz w:w="11906" w:h="16838"/>
-      <w:pgMar w:top="1440" w:right="1440" w:bottom="1440" w:left="1440" w:header="708" w:footer="708" w:gutter="0"/>
-      <w:cols w:space="708"/>
-      <w:docGrid w:linePitch="360"/>
+      <w:footnotePr>
+        <w:numRestart w:val="eachSect"/>
+      </w:footnotePr>
+      <w:pgSz w:w="12240" w:h="15840"/>
+      <w:pgMar w:top="1440" w:right="1440" w:bottom="1440" w:left="1440" w:header="720" w:footer="720" w:gutter="0"/>
+      <w:cols w:space="720"/>
     </w:sectPr>
   </w:body>
 </w:document>
+</file>
+
+<file path=word/endnotes.xml><?xml version="1.0" encoding="utf-8"?>
+<w:endnotes xmlns:wpc="http://schemas.microsoft.com/office/word/2010/wordprocessingCanvas" xmlns:cx="http://schemas.microsoft.com/office/drawing/2014/chartex" xmlns:cx1="http://schemas.microsoft.com/office/drawing/2015/9/8/chartex" xmlns:cx2="http://schemas.microsoft.com/office/drawing/2015/10/21/chartex" xmlns:cx3="http://schemas.microsoft.com/office/drawing/2016/5/9/chartex" xmlns:cx4="http://schemas.microsoft.com/office/drawing/2016/5/10/chartex" xmlns:cx5="http://schemas.microsoft.com/office/drawing/2016/5/11/chartex" xmlns:cx6="http://schemas.microsoft.com/office/drawing/2016/5/12/chartex" xmlns:cx7="http://schemas.microsoft.com/office/drawing/2016/5/13/chartex" xmlns:cx8="http://schemas.microsoft.com/office/drawing/2016/5/14/chartex" xmlns:mc="http://schemas.openxmlformats.org/markup-compatibility/2006" xmlns:aink="http://schemas.microsoft.com/office/drawing/2016/ink" xmlns:am3d="http://schemas.microsoft.com/office/drawing/2017/model3d" xmlns:o="urn:schemas-microsoft-com:office:office" xmlns:oel="http://schemas.microsoft.com/office/2019/extlst" xmlns:r="http://schemas.openxmlformats.org/officeDocument/2006/relationships" xmlns:m="http://schemas.openxmlformats.org/officeDocument/2006/math" xmlns:v="urn:schemas-microsoft-com:vml" xmlns:wp14="http://schemas.microsoft.com/office/word/2010/wordprocessingDrawing" xmlns:wp="http://schemas.openxmlformats.org/drawingml/2006/wordprocessingDrawing" xmlns:w10="urn:schemas-microsoft-com:office:word" xmlns:w="http://schemas.openxmlformats.org/wordprocessingml/2006/main" xmlns:w14="http://schemas.microsoft.com/office/word/2010/wordml" xmlns:w15="http://schemas.microsoft.com/office/word/2012/wordml" xmlns:w16cex="http://schemas.microsoft.com/office/word/2018/wordml/cex" xmlns:w16cid="http://schemas.microsoft.com/office/word/2016/wordml/cid" xmlns:w16="http://schemas.microsoft.com/office/word/2018/wordml" xmlns:w16du="http://schemas.microsoft.com/office/word/2023/wordml/word16du" xmlns:w16sdtdh="http://schemas.microsoft.com/office/word/2020/wordml/sdtdatahash" xmlns:w16sdtfl="http://schemas.microsoft.com/office/word/2024/wordml/sdtformatlock" xmlns:w16se="http://schemas.microsoft.com/office/word/2015/wordml/symex" xmlns:wpg="http://schemas.microsoft.com/office/word/2010/wordprocessingGroup" xmlns:wpi="http://schemas.microsoft.com/office/word/2010/wordprocessingInk" xmlns:wne="http://schemas.microsoft.com/office/word/2006/wordml" xmlns:wps="http://schemas.microsoft.com/office/word/2010/wordprocessingShape" mc:Ignorable="w14 w15 w16se w16cid w16 w16cex w16sdtdh w16sdtfl w16du wp14">
+  <w:endnote w:type="separator" w:id="-1">
+    <w:p>
+      <w:pPr>
+        <w:spacing w:after="0"/>
+      </w:pPr>
+      <w:r>
+        <w:separator/>
+      </w:r>
+    </w:p>
+  </w:endnote>
+  <w:endnote w:type="continuationSeparator" w:id="0">
+    <w:p>
+      <w:pPr>
+        <w:spacing w:after="0"/>
+      </w:pPr>
+      <w:r>
+        <w:continuationSeparator/>
+      </w:r>
+    </w:p>
+  </w:endnote>
+</w:endnotes>
+</file>
+
+<file path=word/footnotes.xml><?xml version="1.0" encoding="utf-8"?>
+<w:footnotes xmlns:wpc="http://schemas.microsoft.com/office/word/2010/wordprocessingCanvas" xmlns:cx="http://schemas.microsoft.com/office/drawing/2014/chartex" xmlns:cx1="http://schemas.microsoft.com/office/drawing/2015/9/8/chartex" xmlns:cx2="http://schemas.microsoft.com/office/drawing/2015/10/21/chartex" xmlns:cx3="http://schemas.microsoft.com/office/drawing/2016/5/9/chartex" xmlns:cx4="http://schemas.microsoft.com/office/drawing/2016/5/10/chartex" xmlns:cx5="http://schemas.microsoft.com/office/drawing/2016/5/11/chartex" xmlns:cx6="http://schemas.microsoft.com/office/drawing/2016/5/12/chartex" xmlns:cx7="http://schemas.microsoft.com/office/drawing/2016/5/13/chartex" xmlns:cx8="http://schemas.microsoft.com/office/drawing/2016/5/14/chartex" xmlns:mc="http://schemas.openxmlformats.org/markup-compatibility/2006" xmlns:aink="http://schemas.microsoft.com/office/drawing/2016/ink" xmlns:am3d="http://schemas.microsoft.com/office/drawing/2017/model3d" xmlns:o="urn:schemas-microsoft-com:office:office" xmlns:oel="http://schemas.microsoft.com/office/2019/extlst" xmlns:r="http://schemas.openxmlformats.org/officeDocument/2006/relationships" xmlns:m="http://schemas.openxmlformats.org/officeDocument/2006/math" xmlns:v="urn:schemas-microsoft-com:vml" xmlns:wp14="http://schemas.microsoft.com/office/word/2010/wordprocessingDrawing" xmlns:wp="http://schemas.openxmlformats.org/drawingml/2006/wordprocessingDrawing" xmlns:w10="urn:schemas-microsoft-com:office:word" xmlns:w="http://schemas.openxmlformats.org/wordprocessingml/2006/main" xmlns:w14="http://schemas.microsoft.com/office/word/2010/wordml" xmlns:w15="http://schemas.microsoft.com/office/word/2012/wordml" xmlns:w16cex="http://schemas.microsoft.com/office/word/2018/wordml/cex" xmlns:w16cid="http://schemas.microsoft.com/office/word/2016/wordml/cid" xmlns:w16="http://schemas.microsoft.com/office/word/2018/wordml" xmlns:w16du="http://schemas.microsoft.com/office/word/2023/wordml/word16du" xmlns:w16sdtdh="http://schemas.microsoft.com/office/word/2020/wordml/sdtdatahash" xmlns:w16sdtfl="http://schemas.microsoft.com/office/word/2024/wordml/sdtformatlock" xmlns:w16se="http://schemas.microsoft.com/office/word/2015/wordml/symex" xmlns:wpg="http://schemas.microsoft.com/office/word/2010/wordprocessingGroup" xmlns:wpi="http://schemas.microsoft.com/office/word/2010/wordprocessingInk" xmlns:wne="http://schemas.microsoft.com/office/word/2006/wordml" xmlns:wps="http://schemas.microsoft.com/office/word/2010/wordprocessingShape" mc:Ignorable="w14 w15 w16se w16cid w16 w16cex w16sdtdh w16sdtfl w16du wp14">
+  <w:footnote w:type="separator" w:id="-1">
+    <w:p>
+      <w:r>
+        <w:separator/>
+      </w:r>
+    </w:p>
+  </w:footnote>
+  <w:footnote w:type="continuationSeparator" w:id="0">
+    <w:p>
+      <w:r>
+        <w:continuationSeparator/>
+      </w:r>
+    </w:p>
+  </w:footnote>
+  <w:footnote w:id="1">
+    <w:p>
+      <w:pPr>
+        <w:pStyle w:val="FootnoteText"/>
+      </w:pPr>
+      <w:r>
+        <w:rPr>
+          <w:rStyle w:val="FootnoteReference"/>
+        </w:rPr>
+        <w:footnoteRef/>
+      </w:r>
+      <w:r>
+        <w:t>Footnote Text.</w:t>
+      </w:r>
+    </w:p>
+    <w:p>
+      <w:pPr>
+        <w:pStyle w:val="FootnoteBlockText"/>
+      </w:pPr>
+      <w:r>
+        <w:t>Footnote Block Text</w:t>
+      </w:r>
+    </w:p>
+  </w:footnote>
+</w:footnotes>
+</file>
+
+<file path=word/numbering.xml><?xml version="1.0" encoding="utf-8"?>
+<w:numbering xmlns:wpc="http://schemas.microsoft.com/office/word/2010/wordprocessingCanvas" xmlns:cx="http://schemas.microsoft.com/office/drawing/2014/chartex" xmlns:cx1="http://schemas.microsoft.com/office/drawing/2015/9/8/chartex" xmlns:cx2="http://schemas.microsoft.com/office/drawing/2015/10/21/chartex" xmlns:cx3="http://schemas.microsoft.com/office/drawing/2016/5/9/chartex" xmlns:cx4="http://schemas.microsoft.com/office/drawing/2016/5/10/chartex" xmlns:cx5="http://schemas.microsoft.com/office/drawing/2016/5/11/chartex" xmlns:cx6="http://schemas.microsoft.com/office/drawing/2016/5/12/chartex" xmlns:cx7="http://schemas.microsoft.com/office/drawing/2016/5/13/chartex" xmlns:cx8="http://schemas.microsoft.com/office/drawing/2016/5/14/chartex" xmlns:mc="http://schemas.openxmlformats.org/markup-compatibility/2006" xmlns:aink="http://schemas.microsoft.com/office/drawing/2016/ink" xmlns:am3d="http://schemas.microsoft.com/office/drawing/2017/model3d" xmlns:o="urn:schemas-microsoft-com:office:office" xmlns:oel="http://schemas.microsoft.com/office/2019/extlst" xmlns:r="http://schemas.openxmlformats.org/officeDocument/2006/relationships" xmlns:m="http://schemas.openxmlformats.org/officeDocument/2006/math" xmlns:v="urn:schemas-microsoft-com:vml" xmlns:wp14="http://schemas.microsoft.com/office/word/2010/wordprocessingDrawing" xmlns:wp="http://schemas.openxmlformats.org/drawingml/2006/wordprocessingDrawing" xmlns:w10="urn:schemas-microsoft-com:office:word" xmlns:w="http://schemas.openxmlformats.org/wordprocessingml/2006/main" xmlns:w14="http://schemas.microsoft.com/office/word/2010/wordml" xmlns:w15="http://schemas.microsoft.com/office/word/2012/wordml" xmlns:w16cex="http://schemas.microsoft.com/office/word/2018/wordml/cex" xmlns:w16cid="http://schemas.microsoft.com/office/word/2016/wordml/cid" xmlns:w16="http://schemas.microsoft.com/office/word/2018/wordml" xmlns:w16du="http://schemas.microsoft.com/office/word/2023/wordml/word16du" xmlns:w16sdtdh="http://schemas.microsoft.com/office/word/2020/wordml/sdtdatahash" xmlns:w16sdtfl="http://schemas.microsoft.com/office/word/2024/wordml/sdtformatlock" xmlns:w16se="http://schemas.microsoft.com/office/word/2015/wordml/symex" xmlns:wpg="http://schemas.microsoft.com/office/word/2010/wordprocessingGroup" xmlns:wpi="http://schemas.microsoft.com/office/word/2010/wordprocessingInk" xmlns:wne="http://schemas.microsoft.com/office/word/2006/wordml" xmlns:wps="http://schemas.microsoft.com/office/word/2010/wordprocessingShape" mc:Ignorable="w14 w15 w16se w16cid w16 w16cex w16sdtdh w16sdtfl w16du wp14">
+  <w:abstractNum w:abstractNumId="0" w15:restartNumberingAfterBreak="0">
+    <w:nsid w:val="170CD2DE"/>
+    <w:multiLevelType w:val="multilevel"/>
+    <w:tmpl w:val="42C867D6"/>
+    <w:lvl w:ilvl="0">
+      <w:numFmt w:val="bullet"/>
+      <w:lvlText w:val=" "/>
+      <w:lvlJc w:val="left"/>
+      <w:pPr>
+        <w:tabs>
+          <w:tab w:val="num" w:pos="0"/>
+        </w:tabs>
+        <w:ind w:left="480" w:hanging="480"/>
+      </w:pPr>
+    </w:lvl>
+    <w:lvl w:ilvl="1">
+      <w:numFmt w:val="bullet"/>
+      <w:lvlText w:val=" "/>
+      <w:lvlJc w:val="left"/>
+      <w:pPr>
+        <w:tabs>
+          <w:tab w:val="num" w:pos="720"/>
+        </w:tabs>
+        <w:ind w:left="1200" w:hanging="480"/>
+      </w:pPr>
+    </w:lvl>
+    <w:lvl w:ilvl="2">
+      <w:numFmt w:val="bullet"/>
+      <w:lvlText w:val=" "/>
+      <w:lvlJc w:val="left"/>
+      <w:pPr>
+        <w:tabs>
+          <w:tab w:val="num" w:pos="1440"/>
+        </w:tabs>
+        <w:ind w:left="1920" w:hanging="480"/>
+      </w:pPr>
+    </w:lvl>
+    <w:lvl w:ilvl="3">
+      <w:numFmt w:val="bullet"/>
+      <w:lvlText w:val=" "/>
+      <w:lvlJc w:val="left"/>
+      <w:pPr>
+        <w:tabs>
+          <w:tab w:val="num" w:pos="2160"/>
+        </w:tabs>
+        <w:ind w:left="2640" w:hanging="480"/>
+      </w:pPr>
+    </w:lvl>
+    <w:lvl w:ilvl="4">
+      <w:numFmt w:val="bullet"/>
+      <w:lvlText w:val=" "/>
+      <w:lvlJc w:val="left"/>
+      <w:pPr>
+        <w:tabs>
+          <w:tab w:val="num" w:pos="2880"/>
+        </w:tabs>
+        <w:ind w:left="3360" w:hanging="480"/>
+      </w:pPr>
+    </w:lvl>
+    <w:lvl w:ilvl="5">
+      <w:numFmt w:val="bullet"/>
+      <w:lvlText w:val=" "/>
+      <w:lvlJc w:val="left"/>
+      <w:pPr>
+        <w:tabs>
+          <w:tab w:val="num" w:pos="3600"/>
+        </w:tabs>
+        <w:ind w:left="4080" w:hanging="480"/>
+      </w:pPr>
+    </w:lvl>
+    <w:lvl w:ilvl="6">
+      <w:numFmt w:val="bullet"/>
+      <w:lvlText w:val=" "/>
+      <w:lvlJc w:val="left"/>
+      <w:pPr>
+        <w:tabs>
+          <w:tab w:val="num" w:pos="4320"/>
+        </w:tabs>
+        <w:ind w:left="4800" w:hanging="480"/>
+      </w:pPr>
+    </w:lvl>
+    <w:lvl w:ilvl="7">
+      <w:numFmt w:val="bullet"/>
+      <w:lvlText w:val=" "/>
+      <w:lvlJc w:val="left"/>
+      <w:pPr>
+        <w:tabs>
+          <w:tab w:val="num" w:pos="5040"/>
+        </w:tabs>
+        <w:ind w:left="5520" w:hanging="480"/>
+      </w:pPr>
+    </w:lvl>
+    <w:lvl w:ilvl="8">
+      <w:numFmt w:val="bullet"/>
+      <w:lvlText w:val=" "/>
+      <w:lvlJc w:val="left"/>
+      <w:pPr>
+        <w:tabs>
+          <w:tab w:val="num" w:pos="5760"/>
+        </w:tabs>
+        <w:ind w:left="6240" w:hanging="480"/>
+      </w:pPr>
+    </w:lvl>
+  </w:abstractNum>
+  <w:num w:numId="1" w16cid:durableId="2085640424">
+    <w:abstractNumId w:val="0"/>
+  </w:num>
+</w:numbering>
 </file>
 
 <file path=word/styles.xml><?xml version="1.0" encoding="utf-8"?>
@@ -18,128 +498,20 @@
   <w:docDefaults>
     <w:rPrDefault>
       <w:rPr>
-        <w:rFonts w:asciiTheme="minorHAnsi" w:eastAsiaTheme="minorHAnsi" w:hAnsiTheme="minorHAnsi" w:cstheme="minorBidi"/>
-        <w:kern w:val="2"/>
+        <w:rFonts w:asciiTheme="minorHAnsi" w:eastAsiaTheme="minorEastAsia" w:hAnsiTheme="minorHAnsi" w:cstheme="minorBidi"/>
         <w:sz w:val="24"/>
         <w:szCs w:val="24"/>
-        <w:lang w:val="en-GB" w:eastAsia="en-US" w:bidi="ar-SA"/>
-        <w14:ligatures w14:val="standardContextual"/>
+        <w:lang w:val="en-US" w:eastAsia="zh-CN" w:bidi="ar-SA"/>
       </w:rPr>
     </w:rPrDefault>
-    <w:pPrDefault/>
+    <w:pPrDefault>
+      <w:pPr>
+        <w:spacing w:after="200"/>
+      </w:pPr>
+    </w:pPrDefault>
   </w:docDefaults>
-  <w:latentStyles w:defLockedState="0" w:defUIPriority="99" w:defSemiHidden="0" w:defUnhideWhenUsed="0" w:defQFormat="0" w:count="376">
-    <w:lsdException w:name="Normal" w:uiPriority="0" w:qFormat="1"/>
-    <w:lsdException w:name="heading 1" w:uiPriority="9" w:qFormat="1"/>
-    <w:lsdException w:name="heading 2" w:semiHidden="1" w:uiPriority="9" w:unhideWhenUsed="1" w:qFormat="1"/>
-    <w:lsdException w:name="heading 3" w:semiHidden="1" w:uiPriority="9" w:unhideWhenUsed="1" w:qFormat="1"/>
-    <w:lsdException w:name="heading 4" w:semiHidden="1" w:uiPriority="9" w:unhideWhenUsed="1" w:qFormat="1"/>
-    <w:lsdException w:name="heading 5" w:semiHidden="1" w:uiPriority="9" w:unhideWhenUsed="1" w:qFormat="1"/>
-    <w:lsdException w:name="heading 6" w:semiHidden="1" w:uiPriority="9" w:unhideWhenUsed="1" w:qFormat="1"/>
-    <w:lsdException w:name="heading 7" w:semiHidden="1" w:uiPriority="9" w:unhideWhenUsed="1" w:qFormat="1"/>
-    <w:lsdException w:name="heading 8" w:semiHidden="1" w:uiPriority="9" w:unhideWhenUsed="1" w:qFormat="1"/>
-    <w:lsdException w:name="heading 9" w:semiHidden="1" w:uiPriority="9" w:unhideWhenUsed="1" w:qFormat="1"/>
-    <w:lsdException w:name="index 1" w:semiHidden="1" w:unhideWhenUsed="1"/>
-    <w:lsdException w:name="index 2" w:semiHidden="1" w:unhideWhenUsed="1"/>
-    <w:lsdException w:name="index 3" w:semiHidden="1" w:unhideWhenUsed="1"/>
-    <w:lsdException w:name="index 4" w:semiHidden="1" w:unhideWhenUsed="1"/>
-    <w:lsdException w:name="index 5" w:semiHidden="1" w:unhideWhenUsed="1"/>
-    <w:lsdException w:name="index 6" w:semiHidden="1" w:unhideWhenUsed="1"/>
-    <w:lsdException w:name="index 7" w:semiHidden="1" w:unhideWhenUsed="1"/>
-    <w:lsdException w:name="index 8" w:semiHidden="1" w:unhideWhenUsed="1"/>
-    <w:lsdException w:name="index 9" w:semiHidden="1" w:unhideWhenUsed="1"/>
-    <w:lsdException w:name="toc 1" w:semiHidden="1" w:uiPriority="39" w:unhideWhenUsed="1"/>
-    <w:lsdException w:name="toc 2" w:semiHidden="1" w:uiPriority="39" w:unhideWhenUsed="1"/>
-    <w:lsdException w:name="toc 3" w:semiHidden="1" w:uiPriority="39" w:unhideWhenUsed="1"/>
-    <w:lsdException w:name="toc 4" w:semiHidden="1" w:uiPriority="39" w:unhideWhenUsed="1"/>
-    <w:lsdException w:name="toc 5" w:semiHidden="1" w:uiPriority="39" w:unhideWhenUsed="1"/>
-    <w:lsdException w:name="toc 6" w:semiHidden="1" w:uiPriority="39" w:unhideWhenUsed="1"/>
-    <w:lsdException w:name="toc 7" w:semiHidden="1" w:uiPriority="39" w:unhideWhenUsed="1"/>
-    <w:lsdException w:name="toc 8" w:semiHidden="1" w:uiPriority="39" w:unhideWhenUsed="1"/>
-    <w:lsdException w:name="toc 9" w:semiHidden="1" w:uiPriority="39" w:unhideWhenUsed="1"/>
-    <w:lsdException w:name="Normal Indent" w:semiHidden="1" w:unhideWhenUsed="1"/>
-    <w:lsdException w:name="footnote text" w:semiHidden="1" w:unhideWhenUsed="1"/>
-    <w:lsdException w:name="annotation text" w:semiHidden="1" w:unhideWhenUsed="1"/>
-    <w:lsdException w:name="header" w:semiHidden="1" w:unhideWhenUsed="1"/>
-    <w:lsdException w:name="footer" w:semiHidden="1" w:unhideWhenUsed="1"/>
-    <w:lsdException w:name="index heading" w:semiHidden="1" w:unhideWhenUsed="1"/>
-    <w:lsdException w:name="caption" w:semiHidden="1" w:uiPriority="35" w:unhideWhenUsed="1" w:qFormat="1"/>
-    <w:lsdException w:name="table of figures" w:semiHidden="1" w:unhideWhenUsed="1"/>
-    <w:lsdException w:name="envelope address" w:semiHidden="1" w:unhideWhenUsed="1"/>
-    <w:lsdException w:name="envelope return" w:semiHidden="1" w:unhideWhenUsed="1"/>
-    <w:lsdException w:name="footnote reference" w:semiHidden="1" w:unhideWhenUsed="1"/>
-    <w:lsdException w:name="annotation reference" w:semiHidden="1" w:unhideWhenUsed="1"/>
-    <w:lsdException w:name="line number" w:semiHidden="1" w:unhideWhenUsed="1"/>
-    <w:lsdException w:name="page number" w:semiHidden="1" w:unhideWhenUsed="1"/>
-    <w:lsdException w:name="endnote reference" w:semiHidden="1" w:unhideWhenUsed="1"/>
-    <w:lsdException w:name="endnote text" w:semiHidden="1" w:unhideWhenUsed="1"/>
-    <w:lsdException w:name="table of authorities" w:semiHidden="1" w:unhideWhenUsed="1"/>
-    <w:lsdException w:name="macro" w:semiHidden="1" w:unhideWhenUsed="1"/>
-    <w:lsdException w:name="toa heading" w:semiHidden="1" w:unhideWhenUsed="1"/>
-    <w:lsdException w:name="List" w:semiHidden="1" w:unhideWhenUsed="1"/>
-    <w:lsdException w:name="List Bullet" w:semiHidden="1" w:unhideWhenUsed="1"/>
-    <w:lsdException w:name="List Number" w:semiHidden="1" w:unhideWhenUsed="1"/>
-    <w:lsdException w:name="List 2" w:semiHidden="1" w:unhideWhenUsed="1"/>
-    <w:lsdException w:name="List 3" w:semiHidden="1" w:unhideWhenUsed="1"/>
-    <w:lsdException w:name="List 4" w:semiHidden="1" w:unhideWhenUsed="1"/>
-    <w:lsdException w:name="List 5" w:semiHidden="1" w:unhideWhenUsed="1"/>
-    <w:lsdException w:name="List Bullet 2" w:semiHidden="1" w:unhideWhenUsed="1"/>
-    <w:lsdException w:name="List Bullet 3" w:semiHidden="1" w:unhideWhenUsed="1"/>
-    <w:lsdException w:name="List Bullet 4" w:semiHidden="1" w:unhideWhenUsed="1"/>
-    <w:lsdException w:name="List Bullet 5" w:semiHidden="1" w:unhideWhenUsed="1"/>
-    <w:lsdException w:name="List Number 2" w:semiHidden="1" w:unhideWhenUsed="1"/>
-    <w:lsdException w:name="List Number 3" w:semiHidden="1" w:unhideWhenUsed="1"/>
-    <w:lsdException w:name="List Number 4" w:semiHidden="1" w:unhideWhenUsed="1"/>
-    <w:lsdException w:name="List Number 5" w:semiHidden="1" w:unhideWhenUsed="1"/>
-    <w:lsdException w:name="Title" w:uiPriority="10" w:qFormat="1"/>
-    <w:lsdException w:name="Closing" w:semiHidden="1" w:unhideWhenUsed="1"/>
-    <w:lsdException w:name="Signature" w:semiHidden="1" w:unhideWhenUsed="1"/>
-    <w:lsdException w:name="Default Paragraph Font" w:semiHidden="1" w:uiPriority="1" w:unhideWhenUsed="1"/>
-    <w:lsdException w:name="Body Text" w:semiHidden="1" w:unhideWhenUsed="1"/>
-    <w:lsdException w:name="Body Text Indent" w:semiHidden="1" w:unhideWhenUsed="1"/>
-    <w:lsdException w:name="List Continue" w:semiHidden="1" w:unhideWhenUsed="1"/>
-    <w:lsdException w:name="List Continue 2" w:semiHidden="1" w:unhideWhenUsed="1"/>
-    <w:lsdException w:name="List Continue 3" w:semiHidden="1" w:unhideWhenUsed="1"/>
-    <w:lsdException w:name="List Continue 4" w:semiHidden="1" w:unhideWhenUsed="1"/>
-    <w:lsdException w:name="List Continue 5" w:semiHidden="1" w:unhideWhenUsed="1"/>
-    <w:lsdException w:name="Message Header" w:semiHidden="1" w:unhideWhenUsed="1"/>
-    <w:lsdException w:name="Subtitle" w:uiPriority="11" w:qFormat="1"/>
-    <w:lsdException w:name="Salutation" w:semiHidden="1" w:unhideWhenUsed="1"/>
-    <w:lsdException w:name="Date" w:semiHidden="1" w:unhideWhenUsed="1"/>
-    <w:lsdException w:name="Body Text First Indent" w:semiHidden="1" w:unhideWhenUsed="1"/>
-    <w:lsdException w:name="Body Text First Indent 2" w:semiHidden="1" w:unhideWhenUsed="1"/>
-    <w:lsdException w:name="Note Heading" w:semiHidden="1" w:unhideWhenUsed="1"/>
-    <w:lsdException w:name="Body Text 2" w:semiHidden="1" w:unhideWhenUsed="1"/>
-    <w:lsdException w:name="Body Text 3" w:semiHidden="1" w:unhideWhenUsed="1"/>
-    <w:lsdException w:name="Body Text Indent 2" w:semiHidden="1" w:unhideWhenUsed="1"/>
-    <w:lsdException w:name="Body Text Indent 3" w:semiHidden="1" w:unhideWhenUsed="1"/>
-    <w:lsdException w:name="Block Text" w:semiHidden="1" w:unhideWhenUsed="1"/>
-    <w:lsdException w:name="Hyperlink" w:semiHidden="1" w:unhideWhenUsed="1"/>
-    <w:lsdException w:name="FollowedHyperlink" w:semiHidden="1" w:unhideWhenUsed="1"/>
-    <w:lsdException w:name="Strong" w:uiPriority="22" w:qFormat="1"/>
-    <w:lsdException w:name="Emphasis" w:uiPriority="20" w:qFormat="1"/>
-    <w:lsdException w:name="Document Map" w:semiHidden="1" w:unhideWhenUsed="1"/>
-    <w:lsdException w:name="Plain Text" w:semiHidden="1" w:unhideWhenUsed="1"/>
-    <w:lsdException w:name="E-mail Signature" w:semiHidden="1" w:unhideWhenUsed="1"/>
-    <w:lsdException w:name="HTML Top of Form" w:semiHidden="1" w:unhideWhenUsed="1"/>
-    <w:lsdException w:name="HTML Bottom of Form" w:semiHidden="1" w:unhideWhenUsed="1"/>
-    <w:lsdException w:name="Normal (Web)" w:semiHidden="1" w:unhideWhenUsed="1"/>
-    <w:lsdException w:name="HTML Acronym" w:semiHidden="1" w:unhideWhenUsed="1"/>
-    <w:lsdException w:name="HTML Address" w:semiHidden="1" w:unhideWhenUsed="1"/>
-    <w:lsdException w:name="HTML Cite" w:semiHidden="1" w:unhideWhenUsed="1"/>
-    <w:lsdException w:name="HTML Code" w:semiHidden="1" w:unhideWhenUsed="1"/>
-    <w:lsdException w:name="HTML Definition" w:semiHidden="1" w:unhideWhenUsed="1"/>
-    <w:lsdException w:name="HTML Keyboard" w:semiHidden="1" w:unhideWhenUsed="1"/>
-    <w:lsdException w:name="HTML Preformatted" w:semiHidden="1" w:unhideWhenUsed="1"/>
-    <w:lsdException w:name="HTML Sample" w:semiHidden="1" w:unhideWhenUsed="1"/>
-    <w:lsdException w:name="HTML Typewriter" w:semiHidden="1" w:unhideWhenUsed="1"/>
-    <w:lsdException w:name="HTML Variable" w:semiHidden="1" w:unhideWhenUsed="1"/>
+  <w:latentStyles w:defLockedState="0" w:defUIPriority="0" w:defSemiHidden="0" w:defUnhideWhenUsed="0" w:defQFormat="0" w:count="376">
     <w:lsdException w:name="Normal Table" w:semiHidden="1" w:unhideWhenUsed="1"/>
-    <w:lsdException w:name="annotation subject" w:semiHidden="1" w:unhideWhenUsed="1"/>
-    <w:lsdException w:name="No List" w:semiHidden="1" w:unhideWhenUsed="1"/>
-    <w:lsdException w:name="Outline List 1" w:semiHidden="1" w:unhideWhenUsed="1"/>
-    <w:lsdException w:name="Outline List 2" w:semiHidden="1" w:unhideWhenUsed="1"/>
-    <w:lsdException w:name="Outline List 3" w:semiHidden="1" w:unhideWhenUsed="1"/>
     <w:lsdException w:name="Table Simple 1" w:semiHidden="1" w:unhideWhenUsed="1"/>
     <w:lsdException w:name="Table Simple 2" w:semiHidden="1" w:unhideWhenUsed="1"/>
     <w:lsdException w:name="Table Simple 3" w:semiHidden="1" w:unhideWhenUsed="1"/>
@@ -182,129 +554,105 @@
     <w:lsdException w:name="Table Web 1" w:semiHidden="1" w:unhideWhenUsed="1"/>
     <w:lsdException w:name="Table Web 2" w:semiHidden="1" w:unhideWhenUsed="1"/>
     <w:lsdException w:name="Table Web 3" w:semiHidden="1" w:unhideWhenUsed="1"/>
-    <w:lsdException w:name="Balloon Text" w:semiHidden="1" w:unhideWhenUsed="1"/>
-    <w:lsdException w:name="Table Grid" w:uiPriority="39"/>
     <w:lsdException w:name="Table Theme" w:semiHidden="1" w:unhideWhenUsed="1"/>
-    <w:lsdException w:name="Placeholder Text" w:semiHidden="1"/>
-    <w:lsdException w:name="No Spacing" w:uiPriority="1" w:qFormat="1"/>
-    <w:lsdException w:name="Light Shading" w:uiPriority="60"/>
-    <w:lsdException w:name="Light List" w:uiPriority="61"/>
-    <w:lsdException w:name="Light Grid" w:uiPriority="62"/>
-    <w:lsdException w:name="Medium Shading 1" w:uiPriority="63"/>
-    <w:lsdException w:name="Medium Shading 2" w:uiPriority="64"/>
-    <w:lsdException w:name="Medium List 1" w:uiPriority="65"/>
-    <w:lsdException w:name="Medium List 2" w:uiPriority="66"/>
-    <w:lsdException w:name="Medium Grid 1" w:uiPriority="67"/>
-    <w:lsdException w:name="Medium Grid 2" w:uiPriority="68"/>
-    <w:lsdException w:name="Medium Grid 3" w:uiPriority="69"/>
-    <w:lsdException w:name="Dark List" w:uiPriority="70"/>
-    <w:lsdException w:name="Colorful Shading" w:uiPriority="71"/>
-    <w:lsdException w:name="Colorful List" w:uiPriority="72"/>
-    <w:lsdException w:name="Colorful Grid" w:uiPriority="73"/>
-    <w:lsdException w:name="Light Shading Accent 1" w:uiPriority="60"/>
-    <w:lsdException w:name="Light List Accent 1" w:uiPriority="61"/>
-    <w:lsdException w:name="Light Grid Accent 1" w:uiPriority="62"/>
-    <w:lsdException w:name="Medium Shading 1 Accent 1" w:uiPriority="63"/>
-    <w:lsdException w:name="Medium Shading 2 Accent 1" w:uiPriority="64"/>
-    <w:lsdException w:name="Medium List 1 Accent 1" w:uiPriority="65"/>
-    <w:lsdException w:name="Revision" w:semiHidden="1"/>
-    <w:lsdException w:name="List Paragraph" w:uiPriority="34" w:qFormat="1"/>
-    <w:lsdException w:name="Quote" w:uiPriority="29" w:qFormat="1"/>
-    <w:lsdException w:name="Intense Quote" w:uiPriority="30" w:qFormat="1"/>
-    <w:lsdException w:name="Medium List 2 Accent 1" w:uiPriority="66"/>
-    <w:lsdException w:name="Medium Grid 1 Accent 1" w:uiPriority="67"/>
-    <w:lsdException w:name="Medium Grid 2 Accent 1" w:uiPriority="68"/>
-    <w:lsdException w:name="Medium Grid 3 Accent 1" w:uiPriority="69"/>
-    <w:lsdException w:name="Dark List Accent 1" w:uiPriority="70"/>
-    <w:lsdException w:name="Colorful Shading Accent 1" w:uiPriority="71"/>
-    <w:lsdException w:name="Colorful List Accent 1" w:uiPriority="72"/>
-    <w:lsdException w:name="Colorful Grid Accent 1" w:uiPriority="73"/>
-    <w:lsdException w:name="Light Shading Accent 2" w:uiPriority="60"/>
-    <w:lsdException w:name="Light List Accent 2" w:uiPriority="61"/>
-    <w:lsdException w:name="Light Grid Accent 2" w:uiPriority="62"/>
-    <w:lsdException w:name="Medium Shading 1 Accent 2" w:uiPriority="63"/>
-    <w:lsdException w:name="Medium Shading 2 Accent 2" w:uiPriority="64"/>
-    <w:lsdException w:name="Medium List 1 Accent 2" w:uiPriority="65"/>
-    <w:lsdException w:name="Medium List 2 Accent 2" w:uiPriority="66"/>
-    <w:lsdException w:name="Medium Grid 1 Accent 2" w:uiPriority="67"/>
-    <w:lsdException w:name="Medium Grid 2 Accent 2" w:uiPriority="68"/>
-    <w:lsdException w:name="Medium Grid 3 Accent 2" w:uiPriority="69"/>
-    <w:lsdException w:name="Dark List Accent 2" w:uiPriority="70"/>
-    <w:lsdException w:name="Colorful Shading Accent 2" w:uiPriority="71"/>
-    <w:lsdException w:name="Colorful List Accent 2" w:uiPriority="72"/>
-    <w:lsdException w:name="Colorful Grid Accent 2" w:uiPriority="73"/>
-    <w:lsdException w:name="Light Shading Accent 3" w:uiPriority="60"/>
-    <w:lsdException w:name="Light List Accent 3" w:uiPriority="61"/>
-    <w:lsdException w:name="Light Grid Accent 3" w:uiPriority="62"/>
-    <w:lsdException w:name="Medium Shading 1 Accent 3" w:uiPriority="63"/>
-    <w:lsdException w:name="Medium Shading 2 Accent 3" w:uiPriority="64"/>
-    <w:lsdException w:name="Medium List 1 Accent 3" w:uiPriority="65"/>
-    <w:lsdException w:name="Medium List 2 Accent 3" w:uiPriority="66"/>
-    <w:lsdException w:name="Medium Grid 1 Accent 3" w:uiPriority="67"/>
-    <w:lsdException w:name="Medium Grid 2 Accent 3" w:uiPriority="68"/>
-    <w:lsdException w:name="Medium Grid 3 Accent 3" w:uiPriority="69"/>
-    <w:lsdException w:name="Dark List Accent 3" w:uiPriority="70"/>
-    <w:lsdException w:name="Colorful Shading Accent 3" w:uiPriority="71"/>
-    <w:lsdException w:name="Colorful List Accent 3" w:uiPriority="72"/>
-    <w:lsdException w:name="Colorful Grid Accent 3" w:uiPriority="73"/>
-    <w:lsdException w:name="Light Shading Accent 4" w:uiPriority="60"/>
-    <w:lsdException w:name="Light List Accent 4" w:uiPriority="61"/>
-    <w:lsdException w:name="Light Grid Accent 4" w:uiPriority="62"/>
-    <w:lsdException w:name="Medium Shading 1 Accent 4" w:uiPriority="63"/>
-    <w:lsdException w:name="Medium Shading 2 Accent 4" w:uiPriority="64"/>
-    <w:lsdException w:name="Medium List 1 Accent 4" w:uiPriority="65"/>
-    <w:lsdException w:name="Medium List 2 Accent 4" w:uiPriority="66"/>
-    <w:lsdException w:name="Medium Grid 1 Accent 4" w:uiPriority="67"/>
-    <w:lsdException w:name="Medium Grid 2 Accent 4" w:uiPriority="68"/>
-    <w:lsdException w:name="Medium Grid 3 Accent 4" w:uiPriority="69"/>
-    <w:lsdException w:name="Dark List Accent 4" w:uiPriority="70"/>
-    <w:lsdException w:name="Colorful Shading Accent 4" w:uiPriority="71"/>
-    <w:lsdException w:name="Colorful List Accent 4" w:uiPriority="72"/>
-    <w:lsdException w:name="Colorful Grid Accent 4" w:uiPriority="73"/>
-    <w:lsdException w:name="Light Shading Accent 5" w:uiPriority="60"/>
-    <w:lsdException w:name="Light List Accent 5" w:uiPriority="61"/>
-    <w:lsdException w:name="Light Grid Accent 5" w:uiPriority="62"/>
-    <w:lsdException w:name="Medium Shading 1 Accent 5" w:uiPriority="63"/>
-    <w:lsdException w:name="Medium Shading 2 Accent 5" w:uiPriority="64"/>
-    <w:lsdException w:name="Medium List 1 Accent 5" w:uiPriority="65"/>
-    <w:lsdException w:name="Medium List 2 Accent 5" w:uiPriority="66"/>
-    <w:lsdException w:name="Medium Grid 1 Accent 5" w:uiPriority="67"/>
-    <w:lsdException w:name="Medium Grid 2 Accent 5" w:uiPriority="68"/>
-    <w:lsdException w:name="Medium Grid 3 Accent 5" w:uiPriority="69"/>
-    <w:lsdException w:name="Dark List Accent 5" w:uiPriority="70"/>
-    <w:lsdException w:name="Colorful Shading Accent 5" w:uiPriority="71"/>
-    <w:lsdException w:name="Colorful List Accent 5" w:uiPriority="72"/>
-    <w:lsdException w:name="Colorful Grid Accent 5" w:uiPriority="73"/>
-    <w:lsdException w:name="Light Shading Accent 6" w:uiPriority="60"/>
-    <w:lsdException w:name="Light List Accent 6" w:uiPriority="61"/>
-    <w:lsdException w:name="Light Grid Accent 6" w:uiPriority="62"/>
-    <w:lsdException w:name="Medium Shading 1 Accent 6" w:uiPriority="63"/>
-    <w:lsdException w:name="Medium Shading 2 Accent 6" w:uiPriority="64"/>
-    <w:lsdException w:name="Medium List 1 Accent 6" w:uiPriority="65"/>
-    <w:lsdException w:name="Medium List 2 Accent 6" w:uiPriority="66"/>
-    <w:lsdException w:name="Medium Grid 1 Accent 6" w:uiPriority="67"/>
-    <w:lsdException w:name="Medium Grid 2 Accent 6" w:uiPriority="68"/>
-    <w:lsdException w:name="Medium Grid 3 Accent 6" w:uiPriority="69"/>
-    <w:lsdException w:name="Dark List Accent 6" w:uiPriority="70"/>
-    <w:lsdException w:name="Colorful Shading Accent 6" w:uiPriority="71"/>
-    <w:lsdException w:name="Colorful List Accent 6" w:uiPriority="72"/>
-    <w:lsdException w:name="Colorful Grid Accent 6" w:uiPriority="73"/>
-    <w:lsdException w:name="Subtle Emphasis" w:uiPriority="19" w:qFormat="1"/>
-    <w:lsdException w:name="Intense Emphasis" w:uiPriority="21" w:qFormat="1"/>
-    <w:lsdException w:name="Subtle Reference" w:uiPriority="31" w:qFormat="1"/>
-    <w:lsdException w:name="Intense Reference" w:uiPriority="32" w:qFormat="1"/>
-    <w:lsdException w:name="Book Title" w:uiPriority="33" w:qFormat="1"/>
-    <w:lsdException w:name="Bibliography" w:semiHidden="1" w:uiPriority="37" w:unhideWhenUsed="1"/>
-    <w:lsdException w:name="TOC Heading" w:semiHidden="1" w:uiPriority="39" w:unhideWhenUsed="1" w:qFormat="1"/>
-    <w:lsdException w:name="Plain Table 1" w:uiPriority="41"/>
-    <w:lsdException w:name="Plain Table 2" w:uiPriority="42"/>
-    <w:lsdException w:name="Plain Table 3" w:uiPriority="43"/>
-    <w:lsdException w:name="Plain Table 4" w:uiPriority="44"/>
-    <w:lsdException w:name="Plain Table 5" w:uiPriority="45"/>
-    <w:lsdException w:name="Grid Table Light" w:uiPriority="40"/>
-    <w:lsdException w:name="Grid Table 1 Light" w:uiPriority="46"/>
-    <w:lsdException w:name="Grid Table 2" w:uiPriority="47"/>
-    <w:lsdException w:name="Grid Table 3" w:uiPriority="48"/>
+    <w:lsdException w:name="Light Shading"/>
+    <w:lsdException w:name="Light List"/>
+    <w:lsdException w:name="Light Grid"/>
+    <w:lsdException w:name="Medium Shading 1"/>
+    <w:lsdException w:name="Medium Shading 2"/>
+    <w:lsdException w:name="Medium List 1"/>
+    <w:lsdException w:name="Medium List 2"/>
+    <w:lsdException w:name="Medium Grid 1"/>
+    <w:lsdException w:name="Medium Grid 2"/>
+    <w:lsdException w:name="Medium Grid 3"/>
+    <w:lsdException w:name="Dark List"/>
+    <w:lsdException w:name="Colorful Shading"/>
+    <w:lsdException w:name="Colorful List"/>
+    <w:lsdException w:name="Colorful Grid"/>
+    <w:lsdException w:name="Light Shading Accent 1"/>
+    <w:lsdException w:name="Light List Accent 1"/>
+    <w:lsdException w:name="Light Grid Accent 1"/>
+    <w:lsdException w:name="Medium Shading 1 Accent 1"/>
+    <w:lsdException w:name="Medium Shading 2 Accent 1"/>
+    <w:lsdException w:name="Medium List 1 Accent 1"/>
+    <w:lsdException w:name="Medium List 2 Accent 1"/>
+    <w:lsdException w:name="Medium Grid 1 Accent 1"/>
+    <w:lsdException w:name="Medium Grid 2 Accent 1"/>
+    <w:lsdException w:name="Medium Grid 3 Accent 1"/>
+    <w:lsdException w:name="Dark List Accent 1"/>
+    <w:lsdException w:name="Colorful Shading Accent 1"/>
+    <w:lsdException w:name="Colorful List Accent 1"/>
+    <w:lsdException w:name="Colorful Grid Accent 1"/>
+    <w:lsdException w:name="Light Shading Accent 2"/>
+    <w:lsdException w:name="Light List Accent 2"/>
+    <w:lsdException w:name="Light Grid Accent 2"/>
+    <w:lsdException w:name="Medium Shading 1 Accent 2"/>
+    <w:lsdException w:name="Medium Shading 2 Accent 2"/>
+    <w:lsdException w:name="Medium List 1 Accent 2"/>
+    <w:lsdException w:name="Medium List 2 Accent 2"/>
+    <w:lsdException w:name="Medium Grid 1 Accent 2"/>
+    <w:lsdException w:name="Medium Grid 2 Accent 2"/>
+    <w:lsdException w:name="Medium Grid 3 Accent 2"/>
+    <w:lsdException w:name="Dark List Accent 2"/>
+    <w:lsdException w:name="Colorful Shading Accent 2"/>
+    <w:lsdException w:name="Colorful List Accent 2"/>
+    <w:lsdException w:name="Colorful Grid Accent 2"/>
+    <w:lsdException w:name="Light Shading Accent 3"/>
+    <w:lsdException w:name="Light List Accent 3"/>
+    <w:lsdException w:name="Light Grid Accent 3"/>
+    <w:lsdException w:name="Medium Shading 1 Accent 3"/>
+    <w:lsdException w:name="Medium Shading 2 Accent 3"/>
+    <w:lsdException w:name="Medium List 1 Accent 3"/>
+    <w:lsdException w:name="Medium List 2 Accent 3"/>
+    <w:lsdException w:name="Medium Grid 1 Accent 3"/>
+    <w:lsdException w:name="Medium Grid 2 Accent 3"/>
+    <w:lsdException w:name="Medium Grid 3 Accent 3"/>
+    <w:lsdException w:name="Dark List Accent 3"/>
+    <w:lsdException w:name="Colorful Shading Accent 3"/>
+    <w:lsdException w:name="Colorful List Accent 3"/>
+    <w:lsdException w:name="Colorful Grid Accent 3"/>
+    <w:lsdException w:name="Light Shading Accent 4"/>
+    <w:lsdException w:name="Light List Accent 4"/>
+    <w:lsdException w:name="Light Grid Accent 4"/>
+    <w:lsdException w:name="Medium Shading 1 Accent 4"/>
+    <w:lsdException w:name="Medium Shading 2 Accent 4"/>
+    <w:lsdException w:name="Medium List 1 Accent 4"/>
+    <w:lsdException w:name="Medium List 2 Accent 4"/>
+    <w:lsdException w:name="Medium Grid 1 Accent 4"/>
+    <w:lsdException w:name="Medium Grid 2 Accent 4"/>
+    <w:lsdException w:name="Medium Grid 3 Accent 4"/>
+    <w:lsdException w:name="Dark List Accent 4"/>
+    <w:lsdException w:name="Colorful Shading Accent 4"/>
+    <w:lsdException w:name="Colorful List Accent 4"/>
+    <w:lsdException w:name="Colorful Grid Accent 4"/>
+    <w:lsdException w:name="Light Shading Accent 5"/>
+    <w:lsdException w:name="Light List Accent 5"/>
+    <w:lsdException w:name="Light Grid Accent 5"/>
+    <w:lsdException w:name="Medium Shading 1 Accent 5"/>
+    <w:lsdException w:name="Medium Shading 2 Accent 5"/>
+    <w:lsdException w:name="Medium List 1 Accent 5"/>
+    <w:lsdException w:name="Medium List 2 Accent 5"/>
+    <w:lsdException w:name="Medium Grid 1 Accent 5"/>
+    <w:lsdException w:name="Medium Grid 2 Accent 5"/>
+    <w:lsdException w:name="Medium Grid 3 Accent 5"/>
+    <w:lsdException w:name="Dark List Accent 5"/>
+    <w:lsdException w:name="Colorful Shading Accent 5"/>
+    <w:lsdException w:name="Colorful List Accent 5"/>
+    <w:lsdException w:name="Colorful Grid Accent 5"/>
+    <w:lsdException w:name="Light Shading Accent 6"/>
+    <w:lsdException w:name="Light List Accent 6"/>
+    <w:lsdException w:name="Light Grid Accent 6"/>
+    <w:lsdException w:name="Medium Shading 1 Accent 6"/>
+    <w:lsdException w:name="Medium Shading 2 Accent 6"/>
+    <w:lsdException w:name="Medium List 1 Accent 6"/>
+    <w:lsdException w:name="Medium List 2 Accent 6"/>
+    <w:lsdException w:name="Medium Grid 1 Accent 6"/>
+    <w:lsdException w:name="Medium Grid 2 Accent 6"/>
+    <w:lsdException w:name="Medium Grid 3 Accent 6"/>
+    <w:lsdException w:name="Dark List Accent 6"/>
+    <w:lsdException w:name="Colorful Shading Accent 6"/>
+    <w:lsdException w:name="Colorful List Accent 6"/>
+    <w:lsdException w:name="Colorful Grid Accent 6"/>
     <w:lsdException w:name="Grid Table 4" w:uiPriority="49"/>
     <w:lsdException w:name="Grid Table 5 Dark" w:uiPriority="50"/>
     <w:lsdException w:name="Grid Table 6 Colorful" w:uiPriority="51"/>
@@ -400,31 +748,24 @@
     <w:lsdException w:name="List Table 5 Dark Accent 6" w:uiPriority="50"/>
     <w:lsdException w:name="List Table 6 Colorful Accent 6" w:uiPriority="51"/>
     <w:lsdException w:name="List Table 7 Colorful Accent 6" w:uiPriority="52"/>
-    <w:lsdException w:name="Mention" w:semiHidden="1" w:unhideWhenUsed="1"/>
-    <w:lsdException w:name="Smart Hyperlink" w:semiHidden="1" w:unhideWhenUsed="1"/>
-    <w:lsdException w:name="Hashtag" w:semiHidden="1" w:unhideWhenUsed="1"/>
-    <w:lsdException w:name="Unresolved Mention" w:semiHidden="1" w:unhideWhenUsed="1"/>
-    <w:lsdException w:name="Smart Link" w:semiHidden="1" w:unhideWhenUsed="1"/>
+    <w:lsdException w:name="Mention" w:semiHidden="1" w:uiPriority="99" w:unhideWhenUsed="1"/>
+    <w:lsdException w:name="Smart Hyperlink" w:semiHidden="1" w:uiPriority="99" w:unhideWhenUsed="1"/>
+    <w:lsdException w:name="Hashtag" w:semiHidden="1" w:uiPriority="99" w:unhideWhenUsed="1"/>
+    <w:lsdException w:name="Unresolved Mention" w:semiHidden="1" w:uiPriority="99" w:unhideWhenUsed="1"/>
+    <w:lsdException w:name="Smart Link" w:semiHidden="1" w:uiPriority="99" w:unhideWhenUsed="1"/>
   </w:latentStyles>
   <w:style w:type="paragraph" w:default="1" w:styleId="Normal">
     <w:name w:val="Normal"/>
     <w:qFormat/>
-    <w:rsid w:val="00C14792"/>
-    <w:pPr>
-      <w:spacing w:line="360" w:lineRule="auto"/>
-    </w:pPr>
-    <w:rPr>
-      <w:rFonts w:ascii="Arial" w:hAnsi="Arial"/>
-    </w:rPr>
   </w:style>
   <w:style w:type="paragraph" w:styleId="Heading1">
     <w:name w:val="heading 1"/>
     <w:basedOn w:val="Normal"/>
-    <w:next w:val="Normal"/>
+    <w:next w:val="BodyText"/>
     <w:link w:val="Heading1Char"/>
     <w:uiPriority w:val="9"/>
     <w:qFormat/>
-    <w:rsid w:val="00C14792"/>
+    <w:rsid w:val="00A10FD9"/>
     <w:pPr>
       <w:keepNext/>
       <w:keepLines/>
@@ -441,13 +782,13 @@
   <w:style w:type="paragraph" w:styleId="Heading2">
     <w:name w:val="heading 2"/>
     <w:basedOn w:val="Normal"/>
-    <w:next w:val="Normal"/>
+    <w:next w:val="BodyText"/>
     <w:link w:val="Heading2Char"/>
     <w:uiPriority w:val="9"/>
     <w:semiHidden/>
     <w:unhideWhenUsed/>
     <w:qFormat/>
-    <w:rsid w:val="00C14792"/>
+    <w:rsid w:val="00A10FD9"/>
     <w:pPr>
       <w:keepNext/>
       <w:keepLines/>
@@ -464,13 +805,13 @@
   <w:style w:type="paragraph" w:styleId="Heading3">
     <w:name w:val="heading 3"/>
     <w:basedOn w:val="Normal"/>
-    <w:next w:val="Normal"/>
+    <w:next w:val="BodyText"/>
     <w:link w:val="Heading3Char"/>
     <w:uiPriority w:val="9"/>
     <w:semiHidden/>
     <w:unhideWhenUsed/>
     <w:qFormat/>
-    <w:rsid w:val="00C14792"/>
+    <w:rsid w:val="00A10FD9"/>
     <w:pPr>
       <w:keepNext/>
       <w:keepLines/>
@@ -487,13 +828,13 @@
   <w:style w:type="paragraph" w:styleId="Heading4">
     <w:name w:val="heading 4"/>
     <w:basedOn w:val="Normal"/>
-    <w:next w:val="Normal"/>
+    <w:next w:val="BodyText"/>
     <w:link w:val="Heading4Char"/>
     <w:uiPriority w:val="9"/>
     <w:semiHidden/>
     <w:unhideWhenUsed/>
     <w:qFormat/>
-    <w:rsid w:val="00C14792"/>
+    <w:rsid w:val="00A10FD9"/>
     <w:pPr>
       <w:keepNext/>
       <w:keepLines/>
@@ -510,13 +851,13 @@
   <w:style w:type="paragraph" w:styleId="Heading5">
     <w:name w:val="heading 5"/>
     <w:basedOn w:val="Normal"/>
-    <w:next w:val="Normal"/>
+    <w:next w:val="BodyText"/>
     <w:link w:val="Heading5Char"/>
     <w:uiPriority w:val="9"/>
     <w:semiHidden/>
     <w:unhideWhenUsed/>
     <w:qFormat/>
-    <w:rsid w:val="00C14792"/>
+    <w:rsid w:val="00A10FD9"/>
     <w:pPr>
       <w:keepNext/>
       <w:keepLines/>
@@ -531,17 +872,17 @@
   <w:style w:type="paragraph" w:styleId="Heading6">
     <w:name w:val="heading 6"/>
     <w:basedOn w:val="Normal"/>
-    <w:next w:val="Normal"/>
+    <w:next w:val="BodyText"/>
     <w:link w:val="Heading6Char"/>
     <w:uiPriority w:val="9"/>
     <w:semiHidden/>
     <w:unhideWhenUsed/>
     <w:qFormat/>
-    <w:rsid w:val="00C14792"/>
+    <w:rsid w:val="00A10FD9"/>
     <w:pPr>
       <w:keepNext/>
       <w:keepLines/>
-      <w:spacing w:before="40"/>
+      <w:spacing w:before="40" w:after="0"/>
       <w:outlineLvl w:val="5"/>
     </w:pPr>
     <w:rPr>
@@ -554,17 +895,17 @@
   <w:style w:type="paragraph" w:styleId="Heading7">
     <w:name w:val="heading 7"/>
     <w:basedOn w:val="Normal"/>
-    <w:next w:val="Normal"/>
+    <w:next w:val="BodyText"/>
     <w:link w:val="Heading7Char"/>
     <w:uiPriority w:val="9"/>
     <w:semiHidden/>
     <w:unhideWhenUsed/>
     <w:qFormat/>
-    <w:rsid w:val="00C14792"/>
+    <w:rsid w:val="00A10FD9"/>
     <w:pPr>
       <w:keepNext/>
       <w:keepLines/>
-      <w:spacing w:before="40"/>
+      <w:spacing w:before="40" w:after="0"/>
       <w:outlineLvl w:val="6"/>
     </w:pPr>
     <w:rPr>
@@ -575,16 +916,17 @@
   <w:style w:type="paragraph" w:styleId="Heading8">
     <w:name w:val="heading 8"/>
     <w:basedOn w:val="Normal"/>
-    <w:next w:val="Normal"/>
+    <w:next w:val="BodyText"/>
     <w:link w:val="Heading8Char"/>
     <w:uiPriority w:val="9"/>
     <w:semiHidden/>
     <w:unhideWhenUsed/>
     <w:qFormat/>
-    <w:rsid w:val="00C14792"/>
+    <w:rsid w:val="00A10FD9"/>
     <w:pPr>
       <w:keepNext/>
       <w:keepLines/>
+      <w:spacing w:after="0"/>
       <w:outlineLvl w:val="7"/>
     </w:pPr>
     <w:rPr>
@@ -597,16 +939,17 @@
   <w:style w:type="paragraph" w:styleId="Heading9">
     <w:name w:val="heading 9"/>
     <w:basedOn w:val="Normal"/>
-    <w:next w:val="Normal"/>
+    <w:next w:val="BodyText"/>
     <w:link w:val="Heading9Char"/>
     <w:uiPriority w:val="9"/>
     <w:semiHidden/>
     <w:unhideWhenUsed/>
     <w:qFormat/>
-    <w:rsid w:val="00C14792"/>
+    <w:rsid w:val="00A10FD9"/>
     <w:pPr>
       <w:keepNext/>
       <w:keepLines/>
+      <w:spacing w:after="0"/>
       <w:outlineLvl w:val="8"/>
     </w:pPr>
     <w:rPr>
@@ -641,141 +984,43 @@
     <w:semiHidden/>
     <w:unhideWhenUsed/>
   </w:style>
-  <w:style w:type="character" w:customStyle="1" w:styleId="Heading1Char">
-    <w:name w:val="Heading 1 Char"/>
-    <w:basedOn w:val="DefaultParagraphFont"/>
-    <w:link w:val="Heading1"/>
-    <w:uiPriority w:val="9"/>
-    <w:rsid w:val="00C14792"/>
-    <w:rPr>
-      <w:rFonts w:asciiTheme="majorHAnsi" w:eastAsiaTheme="majorEastAsia" w:hAnsiTheme="majorHAnsi" w:cstheme="majorBidi"/>
-      <w:color w:val="0F4761" w:themeColor="accent1" w:themeShade="BF"/>
-      <w:sz w:val="40"/>
-      <w:szCs w:val="40"/>
-    </w:rPr>
-  </w:style>
-  <w:style w:type="character" w:customStyle="1" w:styleId="Heading2Char">
-    <w:name w:val="Heading 2 Char"/>
-    <w:basedOn w:val="DefaultParagraphFont"/>
-    <w:link w:val="Heading2"/>
-    <w:uiPriority w:val="9"/>
-    <w:semiHidden/>
-    <w:rsid w:val="00C14792"/>
-    <w:rPr>
-      <w:rFonts w:asciiTheme="majorHAnsi" w:eastAsiaTheme="majorEastAsia" w:hAnsiTheme="majorHAnsi" w:cstheme="majorBidi"/>
-      <w:color w:val="0F4761" w:themeColor="accent1" w:themeShade="BF"/>
-      <w:sz w:val="32"/>
-      <w:szCs w:val="32"/>
-    </w:rPr>
-  </w:style>
-  <w:style w:type="character" w:customStyle="1" w:styleId="Heading3Char">
-    <w:name w:val="Heading 3 Char"/>
-    <w:basedOn w:val="DefaultParagraphFont"/>
-    <w:link w:val="Heading3"/>
-    <w:uiPriority w:val="9"/>
-    <w:semiHidden/>
-    <w:rsid w:val="00C14792"/>
-    <w:rPr>
-      <w:rFonts w:eastAsiaTheme="majorEastAsia" w:cstheme="majorBidi"/>
-      <w:color w:val="0F4761" w:themeColor="accent1" w:themeShade="BF"/>
-      <w:sz w:val="28"/>
-      <w:szCs w:val="28"/>
-    </w:rPr>
-  </w:style>
-  <w:style w:type="character" w:customStyle="1" w:styleId="Heading4Char">
-    <w:name w:val="Heading 4 Char"/>
-    <w:basedOn w:val="DefaultParagraphFont"/>
-    <w:link w:val="Heading4"/>
-    <w:uiPriority w:val="9"/>
-    <w:semiHidden/>
-    <w:rsid w:val="00C14792"/>
-    <w:rPr>
-      <w:rFonts w:eastAsiaTheme="majorEastAsia" w:cstheme="majorBidi"/>
-      <w:i/>
-      <w:iCs/>
-      <w:color w:val="0F4761" w:themeColor="accent1" w:themeShade="BF"/>
-    </w:rPr>
-  </w:style>
-  <w:style w:type="character" w:customStyle="1" w:styleId="Heading5Char">
-    <w:name w:val="Heading 5 Char"/>
-    <w:basedOn w:val="DefaultParagraphFont"/>
-    <w:link w:val="Heading5"/>
-    <w:uiPriority w:val="9"/>
-    <w:semiHidden/>
-    <w:rsid w:val="00C14792"/>
-    <w:rPr>
-      <w:rFonts w:eastAsiaTheme="majorEastAsia" w:cstheme="majorBidi"/>
-      <w:color w:val="0F4761" w:themeColor="accent1" w:themeShade="BF"/>
-    </w:rPr>
-  </w:style>
-  <w:style w:type="character" w:customStyle="1" w:styleId="Heading6Char">
-    <w:name w:val="Heading 6 Char"/>
-    <w:basedOn w:val="DefaultParagraphFont"/>
-    <w:link w:val="Heading6"/>
-    <w:uiPriority w:val="9"/>
-    <w:semiHidden/>
-    <w:rsid w:val="00C14792"/>
-    <w:rPr>
-      <w:rFonts w:eastAsiaTheme="majorEastAsia" w:cstheme="majorBidi"/>
-      <w:i/>
-      <w:iCs/>
-      <w:color w:val="595959" w:themeColor="text1" w:themeTint="A6"/>
-    </w:rPr>
-  </w:style>
-  <w:style w:type="character" w:customStyle="1" w:styleId="Heading7Char">
-    <w:name w:val="Heading 7 Char"/>
-    <w:basedOn w:val="DefaultParagraphFont"/>
-    <w:link w:val="Heading7"/>
-    <w:uiPriority w:val="9"/>
-    <w:semiHidden/>
-    <w:rsid w:val="00C14792"/>
-    <w:rPr>
-      <w:rFonts w:eastAsiaTheme="majorEastAsia" w:cstheme="majorBidi"/>
-      <w:color w:val="595959" w:themeColor="text1" w:themeTint="A6"/>
-    </w:rPr>
-  </w:style>
-  <w:style w:type="character" w:customStyle="1" w:styleId="Heading8Char">
-    <w:name w:val="Heading 8 Char"/>
-    <w:basedOn w:val="DefaultParagraphFont"/>
-    <w:link w:val="Heading8"/>
-    <w:uiPriority w:val="9"/>
-    <w:semiHidden/>
-    <w:rsid w:val="00C14792"/>
-    <w:rPr>
-      <w:rFonts w:eastAsiaTheme="majorEastAsia" w:cstheme="majorBidi"/>
-      <w:i/>
-      <w:iCs/>
-      <w:color w:val="272727" w:themeColor="text1" w:themeTint="D8"/>
-    </w:rPr>
-  </w:style>
-  <w:style w:type="character" w:customStyle="1" w:styleId="Heading9Char">
-    <w:name w:val="Heading 9 Char"/>
-    <w:basedOn w:val="DefaultParagraphFont"/>
-    <w:link w:val="Heading9"/>
-    <w:uiPriority w:val="9"/>
-    <w:semiHidden/>
-    <w:rsid w:val="00C14792"/>
-    <w:rPr>
-      <w:rFonts w:eastAsiaTheme="majorEastAsia" w:cstheme="majorBidi"/>
-      <w:color w:val="272727" w:themeColor="text1" w:themeTint="D8"/>
-    </w:rPr>
+  <w:style w:type="paragraph" w:styleId="BodyText">
+    <w:name w:val="Body Text"/>
+    <w:basedOn w:val="Normal"/>
+    <w:qFormat/>
+    <w:pPr>
+      <w:spacing w:before="180" w:after="180"/>
+    </w:pPr>
+  </w:style>
+  <w:style w:type="paragraph" w:customStyle="1" w:styleId="FirstParagraph">
+    <w:name w:val="First Paragraph"/>
+    <w:basedOn w:val="BodyText"/>
+    <w:next w:val="BodyText"/>
+    <w:qFormat/>
+  </w:style>
+  <w:style w:type="paragraph" w:customStyle="1" w:styleId="Compact">
+    <w:name w:val="Compact"/>
+    <w:basedOn w:val="BodyText"/>
+    <w:qFormat/>
+    <w:pPr>
+      <w:spacing w:before="36" w:after="36"/>
+    </w:pPr>
   </w:style>
   <w:style w:type="paragraph" w:styleId="Title">
     <w:name w:val="Title"/>
     <w:basedOn w:val="Normal"/>
-    <w:next w:val="Normal"/>
+    <w:next w:val="BodyText"/>
     <w:link w:val="TitleChar"/>
     <w:uiPriority w:val="10"/>
     <w:qFormat/>
-    <w:rsid w:val="00C14792"/>
+    <w:rsid w:val="00A10FD9"/>
     <w:pPr>
       <w:spacing w:after="80"/>
       <w:contextualSpacing/>
+      <w:jc w:val="center"/>
     </w:pPr>
     <w:rPr>
       <w:rFonts w:asciiTheme="majorHAnsi" w:eastAsiaTheme="majorEastAsia" w:hAnsiTheme="majorHAnsi" w:cstheme="majorBidi"/>
-      <w:spacing w:val="-10"/>
-      <w:kern w:val="28"/>
       <w:sz w:val="56"/>
       <w:szCs w:val="56"/>
     </w:rPr>
@@ -785,29 +1030,38 @@
     <w:basedOn w:val="DefaultParagraphFont"/>
     <w:link w:val="Title"/>
     <w:uiPriority w:val="10"/>
-    <w:rsid w:val="00C14792"/>
+    <w:rsid w:val="00A10FD9"/>
     <w:rPr>
       <w:rFonts w:asciiTheme="majorHAnsi" w:eastAsiaTheme="majorEastAsia" w:hAnsiTheme="majorHAnsi" w:cstheme="majorBidi"/>
-      <w:spacing w:val="-10"/>
-      <w:kern w:val="28"/>
       <w:sz w:val="56"/>
       <w:szCs w:val="56"/>
     </w:rPr>
   </w:style>
   <w:style w:type="paragraph" w:styleId="Subtitle">
     <w:name w:val="Subtitle"/>
-    <w:basedOn w:val="Normal"/>
-    <w:next w:val="Normal"/>
+    <w:basedOn w:val="Title"/>
+    <w:next w:val="BodyText"/>
     <w:link w:val="SubtitleChar"/>
     <w:uiPriority w:val="11"/>
     <w:qFormat/>
-    <w:rsid w:val="00C14792"/>
+    <w:rsid w:val="00A10FD9"/>
     <w:pPr>
       <w:numPr>
         <w:ilvl w:val="1"/>
       </w:numPr>
-      <w:spacing w:after="160"/>
-    </w:pPr>
+    </w:pPr>
+    <w:rPr>
+      <w:spacing w:val="15"/>
+      <w:sz w:val="28"/>
+      <w:szCs w:val="28"/>
+    </w:rPr>
+  </w:style>
+  <w:style w:type="character" w:customStyle="1" w:styleId="SubtitleChar">
+    <w:name w:val="Subtitle Char"/>
+    <w:basedOn w:val="DefaultParagraphFont"/>
+    <w:link w:val="Subtitle"/>
+    <w:uiPriority w:val="11"/>
+    <w:rsid w:val="00A10FD9"/>
     <w:rPr>
       <w:rFonts w:eastAsiaTheme="majorEastAsia" w:cstheme="majorBidi"/>
       <w:color w:val="595959" w:themeColor="text1" w:themeTint="A6"/>
@@ -816,121 +1070,346 @@
       <w:szCs w:val="28"/>
     </w:rPr>
   </w:style>
-  <w:style w:type="character" w:customStyle="1" w:styleId="SubtitleChar">
-    <w:name w:val="Subtitle Char"/>
+  <w:style w:type="paragraph" w:customStyle="1" w:styleId="Author">
+    <w:name w:val="Author"/>
+    <w:basedOn w:val="Title"/>
+    <w:next w:val="BodyText"/>
+    <w:qFormat/>
+    <w:pPr>
+      <w:keepNext/>
+      <w:keepLines/>
+    </w:pPr>
+    <w:rPr>
+      <w:sz w:val="24"/>
+      <w:szCs w:val="24"/>
+    </w:rPr>
+  </w:style>
+  <w:style w:type="paragraph" w:styleId="Date">
+    <w:name w:val="Date"/>
+    <w:basedOn w:val="Title"/>
+    <w:next w:val="BodyText"/>
+    <w:qFormat/>
+    <w:pPr>
+      <w:keepNext/>
+      <w:keepLines/>
+    </w:pPr>
+    <w:rPr>
+      <w:sz w:val="24"/>
+      <w:szCs w:val="24"/>
+    </w:rPr>
+  </w:style>
+  <w:style w:type="paragraph" w:customStyle="1" w:styleId="AbstractTitle">
+    <w:name w:val="Abstract Title"/>
+    <w:basedOn w:val="Normal"/>
+    <w:next w:val="Abstract"/>
+    <w:qFormat/>
+    <w:pPr>
+      <w:keepNext/>
+      <w:keepLines/>
+      <w:spacing w:before="300" w:after="0"/>
+      <w:jc w:val="center"/>
+    </w:pPr>
+    <w:rPr>
+      <w:b/>
+      <w:sz w:val="20"/>
+      <w:szCs w:val="20"/>
+    </w:rPr>
+  </w:style>
+  <w:style w:type="paragraph" w:customStyle="1" w:styleId="Abstract">
+    <w:name w:val="Abstract"/>
+    <w:basedOn w:val="Normal"/>
+    <w:next w:val="BodyText"/>
+    <w:qFormat/>
+    <w:pPr>
+      <w:keepNext/>
+      <w:keepLines/>
+      <w:spacing w:before="100" w:after="300"/>
+    </w:pPr>
+    <w:rPr>
+      <w:sz w:val="20"/>
+      <w:szCs w:val="20"/>
+    </w:rPr>
+  </w:style>
+  <w:style w:type="paragraph" w:styleId="Bibliography">
+    <w:name w:val="Bibliography"/>
+    <w:basedOn w:val="Normal"/>
+    <w:qFormat/>
+  </w:style>
+  <w:style w:type="character" w:customStyle="1" w:styleId="Heading1Char">
+    <w:name w:val="Heading 1 Char"/>
     <w:basedOn w:val="DefaultParagraphFont"/>
-    <w:link w:val="Subtitle"/>
-    <w:uiPriority w:val="11"/>
-    <w:rsid w:val="00C14792"/>
+    <w:link w:val="Heading1"/>
+    <w:uiPriority w:val="9"/>
+    <w:rsid w:val="00A10FD9"/>
+    <w:rPr>
+      <w:rFonts w:asciiTheme="majorHAnsi" w:eastAsiaTheme="majorEastAsia" w:hAnsiTheme="majorHAnsi" w:cstheme="majorBidi"/>
+      <w:color w:val="0F4761" w:themeColor="accent1" w:themeShade="BF"/>
+      <w:sz w:val="40"/>
+      <w:szCs w:val="40"/>
+    </w:rPr>
+  </w:style>
+  <w:style w:type="character" w:customStyle="1" w:styleId="Heading2Char">
+    <w:name w:val="Heading 2 Char"/>
+    <w:basedOn w:val="DefaultParagraphFont"/>
+    <w:link w:val="Heading2"/>
+    <w:uiPriority w:val="9"/>
+    <w:semiHidden/>
+    <w:rsid w:val="00A10FD9"/>
+    <w:rPr>
+      <w:rFonts w:asciiTheme="majorHAnsi" w:eastAsiaTheme="majorEastAsia" w:hAnsiTheme="majorHAnsi" w:cstheme="majorBidi"/>
+      <w:color w:val="0F4761" w:themeColor="accent1" w:themeShade="BF"/>
+      <w:sz w:val="32"/>
+      <w:szCs w:val="32"/>
+    </w:rPr>
+  </w:style>
+  <w:style w:type="character" w:customStyle="1" w:styleId="Heading3Char">
+    <w:name w:val="Heading 3 Char"/>
+    <w:basedOn w:val="DefaultParagraphFont"/>
+    <w:link w:val="Heading3"/>
+    <w:uiPriority w:val="9"/>
+    <w:semiHidden/>
+    <w:rsid w:val="00A10FD9"/>
     <w:rPr>
       <w:rFonts w:eastAsiaTheme="majorEastAsia" w:cstheme="majorBidi"/>
-      <w:color w:val="595959" w:themeColor="text1" w:themeTint="A6"/>
-      <w:spacing w:val="15"/>
+      <w:color w:val="0F4761" w:themeColor="accent1" w:themeShade="BF"/>
       <w:sz w:val="28"/>
       <w:szCs w:val="28"/>
     </w:rPr>
   </w:style>
-  <w:style w:type="paragraph" w:styleId="Quote">
-    <w:name w:val="Quote"/>
-    <w:basedOn w:val="Normal"/>
-    <w:next w:val="Normal"/>
-    <w:link w:val="QuoteChar"/>
-    <w:uiPriority w:val="29"/>
-    <w:qFormat/>
-    <w:rsid w:val="00C14792"/>
-    <w:pPr>
-      <w:spacing w:before="160" w:after="160"/>
-      <w:jc w:val="center"/>
-    </w:pPr>
-    <w:rPr>
-      <w:i/>
-      <w:iCs/>
-      <w:color w:val="404040" w:themeColor="text1" w:themeTint="BF"/>
-    </w:rPr>
-  </w:style>
-  <w:style w:type="character" w:customStyle="1" w:styleId="QuoteChar">
-    <w:name w:val="Quote Char"/>
+  <w:style w:type="character" w:customStyle="1" w:styleId="Heading4Char">
+    <w:name w:val="Heading 4 Char"/>
     <w:basedOn w:val="DefaultParagraphFont"/>
-    <w:link w:val="Quote"/>
-    <w:uiPriority w:val="29"/>
-    <w:rsid w:val="00C14792"/>
-    <w:rPr>
-      <w:i/>
-      <w:iCs/>
-      <w:color w:val="404040" w:themeColor="text1" w:themeTint="BF"/>
-    </w:rPr>
-  </w:style>
-  <w:style w:type="paragraph" w:styleId="ListParagraph">
-    <w:name w:val="List Paragraph"/>
-    <w:basedOn w:val="Normal"/>
-    <w:uiPriority w:val="34"/>
-    <w:qFormat/>
-    <w:rsid w:val="00C14792"/>
-    <w:pPr>
-      <w:ind w:left="720"/>
-      <w:contextualSpacing/>
-    </w:pPr>
-  </w:style>
-  <w:style w:type="character" w:styleId="IntenseEmphasis">
-    <w:name w:val="Intense Emphasis"/>
-    <w:basedOn w:val="DefaultParagraphFont"/>
-    <w:uiPriority w:val="21"/>
-    <w:qFormat/>
-    <w:rsid w:val="00C14792"/>
-    <w:rPr>
+    <w:link w:val="Heading4"/>
+    <w:uiPriority w:val="9"/>
+    <w:semiHidden/>
+    <w:rsid w:val="00A10FD9"/>
+    <w:rPr>
+      <w:rFonts w:eastAsiaTheme="majorEastAsia" w:cstheme="majorBidi"/>
       <w:i/>
       <w:iCs/>
       <w:color w:val="0F4761" w:themeColor="accent1" w:themeShade="BF"/>
     </w:rPr>
   </w:style>
-  <w:style w:type="paragraph" w:styleId="IntenseQuote">
-    <w:name w:val="Intense Quote"/>
-    <w:basedOn w:val="Normal"/>
-    <w:next w:val="Normal"/>
-    <w:link w:val="IntenseQuoteChar"/>
-    <w:uiPriority w:val="30"/>
-    <w:qFormat/>
-    <w:rsid w:val="00C14792"/>
-    <w:pPr>
-      <w:pBdr>
-        <w:top w:val="single" w:sz="4" w:space="10" w:color="0F4761" w:themeColor="accent1" w:themeShade="BF"/>
-        <w:bottom w:val="single" w:sz="4" w:space="10" w:color="0F4761" w:themeColor="accent1" w:themeShade="BF"/>
-      </w:pBdr>
-      <w:spacing w:before="360" w:after="360"/>
-      <w:ind w:left="864" w:right="864"/>
-      <w:jc w:val="center"/>
-    </w:pPr>
-    <w:rPr>
+  <w:style w:type="character" w:customStyle="1" w:styleId="Heading5Char">
+    <w:name w:val="Heading 5 Char"/>
+    <w:basedOn w:val="DefaultParagraphFont"/>
+    <w:link w:val="Heading5"/>
+    <w:uiPriority w:val="9"/>
+    <w:semiHidden/>
+    <w:rsid w:val="00A10FD9"/>
+    <w:rPr>
+      <w:rFonts w:eastAsiaTheme="majorEastAsia" w:cstheme="majorBidi"/>
+      <w:color w:val="0F4761" w:themeColor="accent1" w:themeShade="BF"/>
+    </w:rPr>
+  </w:style>
+  <w:style w:type="character" w:customStyle="1" w:styleId="Heading6Char">
+    <w:name w:val="Heading 6 Char"/>
+    <w:basedOn w:val="DefaultParagraphFont"/>
+    <w:link w:val="Heading6"/>
+    <w:uiPriority w:val="9"/>
+    <w:semiHidden/>
+    <w:rsid w:val="00A10FD9"/>
+    <w:rPr>
+      <w:rFonts w:eastAsiaTheme="majorEastAsia" w:cstheme="majorBidi"/>
       <w:i/>
       <w:iCs/>
-      <w:color w:val="0F4761" w:themeColor="accent1" w:themeShade="BF"/>
-    </w:rPr>
-  </w:style>
-  <w:style w:type="character" w:customStyle="1" w:styleId="IntenseQuoteChar">
-    <w:name w:val="Intense Quote Char"/>
+      <w:color w:val="595959" w:themeColor="text1" w:themeTint="A6"/>
+    </w:rPr>
+  </w:style>
+  <w:style w:type="character" w:customStyle="1" w:styleId="Heading7Char">
+    <w:name w:val="Heading 7 Char"/>
     <w:basedOn w:val="DefaultParagraphFont"/>
-    <w:link w:val="IntenseQuote"/>
-    <w:uiPriority w:val="30"/>
-    <w:rsid w:val="00C14792"/>
-    <w:rPr>
+    <w:link w:val="Heading7"/>
+    <w:uiPriority w:val="9"/>
+    <w:semiHidden/>
+    <w:rsid w:val="00A10FD9"/>
+    <w:rPr>
+      <w:rFonts w:eastAsiaTheme="majorEastAsia" w:cstheme="majorBidi"/>
+      <w:color w:val="595959" w:themeColor="text1" w:themeTint="A6"/>
+    </w:rPr>
+  </w:style>
+  <w:style w:type="character" w:customStyle="1" w:styleId="Heading8Char">
+    <w:name w:val="Heading 8 Char"/>
+    <w:basedOn w:val="DefaultParagraphFont"/>
+    <w:link w:val="Heading8"/>
+    <w:uiPriority w:val="9"/>
+    <w:semiHidden/>
+    <w:rsid w:val="00A10FD9"/>
+    <w:rPr>
+      <w:rFonts w:eastAsiaTheme="majorEastAsia" w:cstheme="majorBidi"/>
       <w:i/>
       <w:iCs/>
-      <w:color w:val="0F4761" w:themeColor="accent1" w:themeShade="BF"/>
-    </w:rPr>
-  </w:style>
-  <w:style w:type="character" w:styleId="IntenseReference">
-    <w:name w:val="Intense Reference"/>
+      <w:color w:val="272727" w:themeColor="text1" w:themeTint="D8"/>
+    </w:rPr>
+  </w:style>
+  <w:style w:type="character" w:customStyle="1" w:styleId="Heading9Char">
+    <w:name w:val="Heading 9 Char"/>
     <w:basedOn w:val="DefaultParagraphFont"/>
-    <w:uiPriority w:val="32"/>
-    <w:qFormat/>
-    <w:rsid w:val="00C14792"/>
+    <w:link w:val="Heading9"/>
+    <w:uiPriority w:val="9"/>
+    <w:semiHidden/>
+    <w:rsid w:val="00A10FD9"/>
+    <w:rPr>
+      <w:rFonts w:eastAsiaTheme="majorEastAsia" w:cstheme="majorBidi"/>
+      <w:color w:val="272727" w:themeColor="text1" w:themeTint="D8"/>
+    </w:rPr>
+  </w:style>
+  <w:style w:type="paragraph" w:styleId="BlockText">
+    <w:name w:val="Block Text"/>
+    <w:basedOn w:val="BodyText"/>
+    <w:next w:val="BodyText"/>
+    <w:uiPriority w:val="9"/>
+    <w:unhideWhenUsed/>
+    <w:qFormat/>
+    <w:pPr>
+      <w:spacing w:before="100" w:after="100"/>
+      <w:ind w:left="480" w:right="480"/>
+    </w:pPr>
+  </w:style>
+  <w:style w:type="paragraph" w:styleId="FootnoteText">
+    <w:name w:val="footnote text"/>
+    <w:basedOn w:val="Normal"/>
+    <w:uiPriority w:val="9"/>
+    <w:unhideWhenUsed/>
+    <w:qFormat/>
+  </w:style>
+  <w:style w:type="paragraph" w:customStyle="1" w:styleId="FootnoteBlockText">
+    <w:name w:val="Footnote Block Text"/>
+    <w:basedOn w:val="FootnoteText"/>
+    <w:next w:val="FootnoteText"/>
+    <w:uiPriority w:val="9"/>
+    <w:unhideWhenUsed/>
+    <w:qFormat/>
+    <w:pPr>
+      <w:spacing w:before="100" w:after="100"/>
+      <w:ind w:left="480" w:right="480"/>
+    </w:pPr>
+  </w:style>
+  <w:style w:type="table" w:customStyle="1" w:styleId="Table">
+    <w:name w:val="Table"/>
+    <w:semiHidden/>
+    <w:unhideWhenUsed/>
+    <w:qFormat/>
+    <w:rsid w:val="00E50F64"/>
+    <w:tblPr>
+      <w:tblInd w:w="0" w:type="dxa"/>
+      <w:tblBorders>
+        <w:top w:val="single" w:sz="4" w:space="0" w:color="auto"/>
+        <w:left w:val="single" w:sz="4" w:space="0" w:color="auto"/>
+        <w:bottom w:val="single" w:sz="4" w:space="0" w:color="auto"/>
+        <w:right w:val="single" w:sz="4" w:space="0" w:color="auto"/>
+        <w:insideH w:val="single" w:sz="4" w:space="0" w:color="auto"/>
+        <w:insideV w:val="single" w:sz="4" w:space="0" w:color="auto"/>
+      </w:tblBorders>
+      <w:tblCellMar>
+        <w:top w:w="0" w:type="dxa"/>
+        <w:left w:w="108" w:type="dxa"/>
+        <w:bottom w:w="0" w:type="dxa"/>
+        <w:right w:w="108" w:type="dxa"/>
+      </w:tblCellMar>
+    </w:tblPr>
+    <w:tblStylePr w:type="firstRow">
+      <w:tblPr/>
+      <w:tcPr>
+        <w:tcBorders>
+          <w:bottom w:val="single" w:sz="0" w:space="0" w:color="auto"/>
+        </w:tcBorders>
+        <w:vAlign w:val="bottom"/>
+      </w:tcPr>
+    </w:tblStylePr>
+  </w:style>
+  <w:style w:type="paragraph" w:customStyle="1" w:styleId="DefinitionTerm">
+    <w:name w:val="Definition Term"/>
+    <w:basedOn w:val="Normal"/>
+    <w:next w:val="Definition"/>
+    <w:pPr>
+      <w:keepNext/>
+      <w:keepLines/>
+      <w:spacing w:after="0"/>
+    </w:pPr>
     <w:rPr>
       <w:b/>
-      <w:bCs/>
-      <w:smallCaps/>
-      <w:color w:val="0F4761" w:themeColor="accent1" w:themeShade="BF"/>
-      <w:spacing w:val="5"/>
-    </w:rPr>
+    </w:rPr>
+  </w:style>
+  <w:style w:type="paragraph" w:customStyle="1" w:styleId="Definition">
+    <w:name w:val="Definition"/>
+    <w:basedOn w:val="Normal"/>
+  </w:style>
+  <w:style w:type="paragraph" w:styleId="Caption">
+    <w:name w:val="caption"/>
+    <w:basedOn w:val="Normal"/>
+    <w:link w:val="CaptionChar"/>
+    <w:pPr>
+      <w:spacing w:after="120"/>
+    </w:pPr>
+    <w:rPr>
+      <w:i/>
+    </w:rPr>
+  </w:style>
+  <w:style w:type="paragraph" w:customStyle="1" w:styleId="TableCaption">
+    <w:name w:val="Table Caption"/>
+    <w:basedOn w:val="Caption"/>
+    <w:pPr>
+      <w:keepNext/>
+    </w:pPr>
+  </w:style>
+  <w:style w:type="paragraph" w:customStyle="1" w:styleId="ImageCaption">
+    <w:name w:val="Image Caption"/>
+    <w:basedOn w:val="Caption"/>
+  </w:style>
+  <w:style w:type="paragraph" w:customStyle="1" w:styleId="Figure">
+    <w:name w:val="Figure"/>
+    <w:basedOn w:val="Normal"/>
+  </w:style>
+  <w:style w:type="paragraph" w:customStyle="1" w:styleId="CaptionedFigure">
+    <w:name w:val="Captioned Figure"/>
+    <w:basedOn w:val="Figure"/>
+    <w:pPr>
+      <w:keepNext/>
+    </w:pPr>
+  </w:style>
+  <w:style w:type="character" w:customStyle="1" w:styleId="CaptionChar">
+    <w:name w:val="Caption Char"/>
+    <w:basedOn w:val="DefaultParagraphFont"/>
+    <w:link w:val="Caption"/>
+  </w:style>
+  <w:style w:type="character" w:customStyle="1" w:styleId="VerbatimChar">
+    <w:name w:val="Verbatim Char"/>
+    <w:basedOn w:val="CaptionChar"/>
+    <w:rPr>
+      <w:rFonts w:ascii="Consolas" w:hAnsi="Consolas"/>
+      <w:sz w:val="22"/>
+    </w:rPr>
+  </w:style>
+  <w:style w:type="character" w:customStyle="1" w:styleId="SectionNumber">
+    <w:name w:val="Section Number"/>
+    <w:basedOn w:val="CaptionChar"/>
+  </w:style>
+  <w:style w:type="character" w:styleId="FootnoteReference">
+    <w:name w:val="footnote reference"/>
+    <w:basedOn w:val="CaptionChar"/>
+    <w:rPr>
+      <w:vertAlign w:val="superscript"/>
+    </w:rPr>
+  </w:style>
+  <w:style w:type="character" w:styleId="Hyperlink">
+    <w:name w:val="Hyperlink"/>
+    <w:basedOn w:val="CaptionChar"/>
+    <w:rPr>
+      <w:color w:val="156082" w:themeColor="accent1"/>
+    </w:rPr>
+  </w:style>
+  <w:style w:type="paragraph" w:styleId="TOCHeading">
+    <w:name w:val="TOC Heading"/>
+    <w:basedOn w:val="Heading1"/>
+    <w:next w:val="BodyText"/>
+    <w:uiPriority w:val="39"/>
+    <w:unhideWhenUsed/>
+    <w:qFormat/>
+    <w:pPr>
+      <w:spacing w:before="240" w:line="259" w:lineRule="auto"/>
+      <w:outlineLvl w:val="9"/>
+    </w:pPr>
   </w:style>
 </w:styles>
 </file>
@@ -1033,7 +1512,7 @@
         <a:latin typeface="Aptos" panose="02110004020202020204"/>
         <a:ea typeface=""/>
         <a:cs typeface=""/>
-        <a:font script="Jpan" typeface="游ゴシック"/>
+        <a:font script="Jpan" typeface="游明朝"/>
         <a:font script="Hang" typeface="맑은 고딕"/>
         <a:font script="Hans" typeface="等线"/>
         <a:font script="Hant" typeface="新細明體"/>
@@ -1224,7 +1703,7 @@
   <a:extraClrSchemeLst/>
   <a:extLst>
     <a:ext uri="{05A4C25C-085E-4340-85A3-A5531E510DB2}">
-      <thm15:themeFamily xmlns:thm15="http://schemas.microsoft.com/office/thememl/2012/main" name="Office Theme" id="{62F939B6-93AF-4DB8-9C6B-D6C7DFDC589F}" vid="{4A3C46E8-61CC-4603-A589-7422A47A8E4A}"/>
+      <thm15:themeFamily xmlns:thm15="http://schemas.microsoft.com/office/thememl/2012/main" name="Office Theme" id="{2E142A2C-CD16-42D6-873A-C26D2A0506FA}" vid="{1BDDFF52-6CD6-40A5-AB3C-68EB2F1E4D0A}"/>
     </a:ext>
   </a:extLst>
 </a:theme>

--- a/src-tauri/assets/reference.docx
+++ b/src-tauri/assets/reference.docx
@@ -1410,6 +1410,80 @@
       <w:spacing w:before="240" w:line="259" w:lineRule="auto"/>
       <w:outlineLvl w:val="9"/>
     </w:pPr>
+  </w:style>
+  <w:style w:type="table" w:customStyle="1" w:styleId="codeblock">
+    <w:name w:val="codeblock"/>
+    <w:basedOn w:val="TableNormal"/>
+    <w:uiPriority w:val="99"/>
+    <w:rsid w:val="00C34D5B"/>
+    <w:pPr>
+      <w:spacing w:after="0"/>
+    </w:pPr>
+    <w:rPr>
+      <w:rFonts w:ascii="Courier New" w:hAnsi="Courier New"/>
+    </w:rPr>
+    <w:tblPr>
+      <w:tblBorders>
+        <w:top w:val="single" w:sz="24" w:space="0" w:color="D9D9D9" w:themeColor="background1" w:themeShade="D9"/>
+        <w:left w:val="single" w:sz="24" w:space="0" w:color="D9D9D9" w:themeColor="background1" w:themeShade="D9"/>
+        <w:bottom w:val="single" w:sz="24" w:space="0" w:color="D9D9D9" w:themeColor="background1" w:themeShade="D9"/>
+        <w:right w:val="single" w:sz="24" w:space="0" w:color="D9D9D9" w:themeColor="background1" w:themeShade="D9"/>
+        <w:insideH w:val="single" w:sz="24" w:space="0" w:color="D9D9D9" w:themeColor="background1" w:themeShade="D9"/>
+        <w:insideV w:val="single" w:sz="24" w:space="0" w:color="D9D9D9" w:themeColor="background1" w:themeShade="D9"/>
+      </w:tblBorders>
+    </w:tblPr>
+    <w:tcPr>
+      <w:shd w:val="clear" w:color="auto" w:fill="D9D9D9" w:themeFill="background1" w:themeFillShade="D9"/>
+    </w:tcPr>
+  </w:style>
+  <w:style w:type="paragraph" w:styleId="Quote">
+    <w:name w:val="Quote"/>
+    <w:basedOn w:val="Normal"/>
+    <w:next w:val="Normal"/>
+    <w:link w:val="QuoteChar"/>
+    <w:autoRedefine/>
+    <w:rsid w:val="00B22E66"/>
+    <w:pPr>
+      <w:pBdr>
+        <w:left w:val="single" w:sz="24" w:space="4" w:color="auto"/>
+      </w:pBdr>
+      <w:spacing w:before="200" w:after="160"/>
+      <w:ind w:left="864" w:right="864"/>
+    </w:pPr>
+    <w:rPr>
+      <w:i/>
+      <w:iCs/>
+      <w:color w:val="404040" w:themeColor="text1" w:themeTint="BF"/>
+    </w:rPr>
+  </w:style>
+  <w:style w:type="character" w:customStyle="1" w:styleId="QuoteChar">
+    <w:name w:val="Quote Char"/>
+    <w:basedOn w:val="DefaultParagraphFont"/>
+    <w:link w:val="Quote"/>
+    <w:rsid w:val="00B22E66"/>
+    <w:rPr>
+      <w:i/>
+      <w:iCs/>
+      <w:color w:val="404040" w:themeColor="text1" w:themeTint="BF"/>
+    </w:rPr>
+  </w:style>
+  <w:style w:type="table" w:styleId="TableGrid">
+    <w:name w:val="Table Grid"/>
+    <w:basedOn w:val="TableNormal"/>
+    <w:rsid w:val="001D24A5"/>
+    <w:pPr>
+      <w:spacing w:after="0"/>
+    </w:pPr>
+    <w:tblPr>
+      <w:tblBorders>
+        <w:top w:val="single" w:sz="4" w:space="0" w:color="auto"/>
+        <w:left w:val="single" w:sz="4" w:space="0" w:color="auto"/>
+        <w:bottom w:val="single" w:sz="4" w:space="0" w:color="auto"/>
+        <w:right w:val="single" w:sz="4" w:space="0" w:color="auto"/>
+        <w:insideH w:val="single" w:sz="4" w:space="0" w:color="auto"/>
+        <w:insideV w:val="single" w:sz="4" w:space="0" w:color="auto"/>
+      </w:tblBorders>
+    </w:tblPr>
   </w:style>
 </w:styles>
 </file>

--- a/src-tauri/assets/reference.docx
+++ b/src-tauri/assets/reference.docx
@@ -1415,7 +1415,7 @@
     <w:name w:val="codeblock"/>
     <w:basedOn w:val="TableNormal"/>
     <w:uiPriority w:val="99"/>
-    <w:rsid w:val="00C34D5B"/>
+    <w:rsid w:val="00234637"/>
     <w:pPr>
       <w:spacing w:after="0"/>
     </w:pPr>
@@ -1424,12 +1424,12 @@
     </w:rPr>
     <w:tblPr>
       <w:tblBorders>
-        <w:top w:val="single" w:sz="24" w:space="0" w:color="D9D9D9" w:themeColor="background1" w:themeShade="D9"/>
-        <w:left w:val="single" w:sz="24" w:space="0" w:color="D9D9D9" w:themeColor="background1" w:themeShade="D9"/>
-        <w:bottom w:val="single" w:sz="24" w:space="0" w:color="D9D9D9" w:themeColor="background1" w:themeShade="D9"/>
-        <w:right w:val="single" w:sz="24" w:space="0" w:color="D9D9D9" w:themeColor="background1" w:themeShade="D9"/>
-        <w:insideH w:val="single" w:sz="24" w:space="0" w:color="D9D9D9" w:themeColor="background1" w:themeShade="D9"/>
-        <w:insideV w:val="single" w:sz="24" w:space="0" w:color="D9D9D9" w:themeColor="background1" w:themeShade="D9"/>
+        <w:top w:val="single" w:sz="4" w:space="0" w:color="000000" w:themeColor="text1"/>
+        <w:left w:val="single" w:sz="4" w:space="0" w:color="000000" w:themeColor="text1"/>
+        <w:bottom w:val="single" w:sz="4" w:space="0" w:color="000000" w:themeColor="text1"/>
+        <w:right w:val="single" w:sz="4" w:space="0" w:color="000000" w:themeColor="text1"/>
+        <w:insideH w:val="single" w:sz="4" w:space="0" w:color="000000" w:themeColor="text1"/>
+        <w:insideV w:val="single" w:sz="4" w:space="0" w:color="000000" w:themeColor="text1"/>
       </w:tblBorders>
     </w:tblPr>
     <w:tcPr>

--- a/src-tauri/assets/reference.docx
+++ b/src-tauri/assets/reference.docx
@@ -1415,23 +1415,14 @@
     <w:name w:val="codeblock"/>
     <w:basedOn w:val="TableNormal"/>
     <w:uiPriority w:val="99"/>
-    <w:rsid w:val="00234637"/>
+    <w:rsid w:val="00E1507F"/>
     <w:pPr>
       <w:spacing w:after="0"/>
     </w:pPr>
     <w:rPr>
       <w:rFonts w:ascii="Courier New" w:hAnsi="Courier New"/>
     </w:rPr>
-    <w:tblPr>
-      <w:tblBorders>
-        <w:top w:val="single" w:sz="4" w:space="0" w:color="000000" w:themeColor="text1"/>
-        <w:left w:val="single" w:sz="4" w:space="0" w:color="000000" w:themeColor="text1"/>
-        <w:bottom w:val="single" w:sz="4" w:space="0" w:color="000000" w:themeColor="text1"/>
-        <w:right w:val="single" w:sz="4" w:space="0" w:color="000000" w:themeColor="text1"/>
-        <w:insideH w:val="single" w:sz="4" w:space="0" w:color="000000" w:themeColor="text1"/>
-        <w:insideV w:val="single" w:sz="4" w:space="0" w:color="000000" w:themeColor="text1"/>
-      </w:tblBorders>
-    </w:tblPr>
+    <w:tblPr/>
     <w:tcPr>
       <w:shd w:val="clear" w:color="auto" w:fill="D9D9D9" w:themeFill="background1" w:themeFillShade="D9"/>
     </w:tcPr>
@@ -1442,7 +1433,7 @@
     <w:next w:val="Normal"/>
     <w:link w:val="QuoteChar"/>
     <w:autoRedefine/>
-    <w:rsid w:val="00B22E66"/>
+    <w:rsid w:val="0089352B"/>
     <w:pPr>
       <w:pBdr>
         <w:left w:val="single" w:sz="24" w:space="4" w:color="auto"/>
@@ -1460,7 +1451,7 @@
     <w:name w:val="Quote Char"/>
     <w:basedOn w:val="DefaultParagraphFont"/>
     <w:link w:val="Quote"/>
-    <w:rsid w:val="00B22E66"/>
+    <w:rsid w:val="0089352B"/>
     <w:rPr>
       <w:i/>
       <w:iCs/>
